--- a/assignment4/Assignment 4.docx
+++ b/assignment4/Assignment 4.docx
@@ -60,7 +60,7 @@
           <w:noProof/>
         </w:rPr>
         <w:drawing>
-          <wp:inline distT="0" distB="0" distL="0" distR="0" wp14:anchorId="3C8D3449" wp14:editId="183DAD1D">
+          <wp:inline distT="0" distB="0" distL="0" distR="0" wp14:anchorId="3C8D3449" wp14:editId="260E3B5B">
             <wp:extent cx="5943600" cy="1186180"/>
             <wp:effectExtent l="0" t="0" r="0" b="0"/>
             <wp:docPr id="1914420908" name="Picture 1" descr="A computer screen with white text&#10;&#10;Description automatically generated"/>
@@ -412,7 +412,7 @@
           <w:noProof/>
         </w:rPr>
         <w:drawing>
-          <wp:inline distT="0" distB="0" distL="0" distR="0" wp14:anchorId="668F9B66" wp14:editId="02D828A9">
+          <wp:inline distT="0" distB="0" distL="0" distR="0" wp14:anchorId="668F9B66" wp14:editId="7F9584A2">
             <wp:extent cx="4946650" cy="1111411"/>
             <wp:effectExtent l="0" t="0" r="0" b="6350"/>
             <wp:docPr id="676394063" name="Picture 7" descr="A screenshot of a computer&#10;&#10;Description automatically generated"/>
@@ -699,11 +699,6 @@
       </w:r>
     </w:p>
     <w:p>
-      <w:pPr>
-        <w:rPr>
-          <w:rFonts w:hint="eastAsia"/>
-        </w:rPr>
-      </w:pPr>
       <w:r>
         <w:rPr>
           <w:rFonts w:hint="eastAsia"/>
@@ -754,21 +749,16 @@
     </w:p>
     <w:p>
       <w:r>
-        <w:t>Step 2A: Create Splitter</w:t>
-      </w:r>
-    </w:p>
-    <w:p>
-      <w:pPr>
-        <w:rPr>
-          <w:rFonts w:hint="eastAsia"/>
-        </w:rPr>
-      </w:pPr>
+        <w:t>Step 2: Create Splitter</w:t>
+      </w:r>
+    </w:p>
+    <w:p>
       <w:r>
         <w:rPr>
           <w:noProof/>
         </w:rPr>
         <w:drawing>
-          <wp:inline distT="0" distB="0" distL="0" distR="0" wp14:anchorId="1A2C5927" wp14:editId="63962F5A">
+          <wp:inline distT="0" distB="0" distL="0" distR="0" wp14:anchorId="1A2C5927" wp14:editId="790CEAB8">
             <wp:extent cx="5410200" cy="3887135"/>
             <wp:effectExtent l="0" t="0" r="0" b="0"/>
             <wp:docPr id="300069961" name="Picture 9" descr="A computer screen shot of a black screen with white text&#10;&#10;Description automatically generated"/>
@@ -810,13 +800,268 @@
         </w:drawing>
       </w:r>
     </w:p>
-    <w:p>
-      <w:pPr>
-        <w:rPr>
-          <w:rFonts w:hint="eastAsia"/>
-        </w:rPr>
-      </w:pPr>
-    </w:p>
+    <w:p/>
+    <w:p>
+      <w:r>
+        <w:lastRenderedPageBreak/>
+        <w:t>Step 3: Create 3 Mappers</w:t>
+      </w:r>
+    </w:p>
+    <w:p>
+      <w:r>
+        <w:rPr>
+          <w:noProof/>
+        </w:rPr>
+        <w:drawing>
+          <wp:inline distT="0" distB="0" distL="0" distR="0" wp14:anchorId="07128861" wp14:editId="053FBB9B">
+            <wp:extent cx="4851400" cy="4460593"/>
+            <wp:effectExtent l="0" t="0" r="0" b="0"/>
+            <wp:docPr id="1785093402" name="Picture 1" descr="A computer screen shot of a computer code&#10;&#10;Description automatically generated"/>
+            <wp:cNvGraphicFramePr>
+              <a:graphicFrameLocks xmlns:a="http://schemas.openxmlformats.org/drawingml/2006/main" noChangeAspect="1"/>
+            </wp:cNvGraphicFramePr>
+            <a:graphic xmlns:a="http://schemas.openxmlformats.org/drawingml/2006/main">
+              <a:graphicData uri="http://schemas.openxmlformats.org/drawingml/2006/picture">
+                <pic:pic xmlns:pic="http://schemas.openxmlformats.org/drawingml/2006/picture">
+                  <pic:nvPicPr>
+                    <pic:cNvPr id="1785093402" name="Picture 1" descr="A computer screen shot of a computer code&#10;&#10;Description automatically generated"/>
+                    <pic:cNvPicPr/>
+                  </pic:nvPicPr>
+                  <pic:blipFill>
+                    <a:blip r:embed="rId14" cstate="print">
+                      <a:extLst>
+                        <a:ext uri="{28A0092B-C50C-407E-A947-70E740481C1C}">
+                          <a14:useLocalDpi xmlns:a14="http://schemas.microsoft.com/office/drawing/2010/main" val="0"/>
+                        </a:ext>
+                      </a:extLst>
+                    </a:blip>
+                    <a:stretch>
+                      <a:fillRect/>
+                    </a:stretch>
+                  </pic:blipFill>
+                  <pic:spPr>
+                    <a:xfrm>
+                      <a:off x="0" y="0"/>
+                      <a:ext cx="4859909" cy="4468417"/>
+                    </a:xfrm>
+                    <a:prstGeom prst="rect">
+                      <a:avLst/>
+                    </a:prstGeom>
+                  </pic:spPr>
+                </pic:pic>
+              </a:graphicData>
+            </a:graphic>
+          </wp:inline>
+        </w:drawing>
+      </w:r>
+    </w:p>
+    <w:p/>
+    <w:p>
+      <w:r>
+        <w:t>Step 4: Create Reducer and Get Result</w:t>
+      </w:r>
+    </w:p>
+    <w:p>
+      <w:r>
+        <w:rPr>
+          <w:noProof/>
+        </w:rPr>
+        <w:drawing>
+          <wp:inline distT="0" distB="0" distL="0" distR="0" wp14:anchorId="39803418" wp14:editId="3A4F0A02">
+            <wp:extent cx="4800600" cy="1798686"/>
+            <wp:effectExtent l="0" t="0" r="0" b="5080"/>
+            <wp:docPr id="1507266034" name="Picture 2" descr="A screen shot of a computer&#10;&#10;Description automatically generated"/>
+            <wp:cNvGraphicFramePr>
+              <a:graphicFrameLocks xmlns:a="http://schemas.openxmlformats.org/drawingml/2006/main" noChangeAspect="1"/>
+            </wp:cNvGraphicFramePr>
+            <a:graphic xmlns:a="http://schemas.openxmlformats.org/drawingml/2006/main">
+              <a:graphicData uri="http://schemas.openxmlformats.org/drawingml/2006/picture">
+                <pic:pic xmlns:pic="http://schemas.openxmlformats.org/drawingml/2006/picture">
+                  <pic:nvPicPr>
+                    <pic:cNvPr id="1507266034" name="Picture 2" descr="A screen shot of a computer&#10;&#10;Description automatically generated"/>
+                    <pic:cNvPicPr/>
+                  </pic:nvPicPr>
+                  <pic:blipFill>
+                    <a:blip r:embed="rId15" cstate="print">
+                      <a:extLst>
+                        <a:ext uri="{28A0092B-C50C-407E-A947-70E740481C1C}">
+                          <a14:useLocalDpi xmlns:a14="http://schemas.microsoft.com/office/drawing/2010/main" val="0"/>
+                        </a:ext>
+                      </a:extLst>
+                    </a:blip>
+                    <a:stretch>
+                      <a:fillRect/>
+                    </a:stretch>
+                  </pic:blipFill>
+                  <pic:spPr>
+                    <a:xfrm>
+                      <a:off x="0" y="0"/>
+                      <a:ext cx="4809361" cy="1801969"/>
+                    </a:xfrm>
+                    <a:prstGeom prst="rect">
+                      <a:avLst/>
+                    </a:prstGeom>
+                  </pic:spPr>
+                </pic:pic>
+              </a:graphicData>
+            </a:graphic>
+          </wp:inline>
+        </w:drawing>
+      </w:r>
+    </w:p>
+    <w:p>
+      <w:r>
+        <w:rPr>
+          <w:noProof/>
+        </w:rPr>
+        <w:drawing>
+          <wp:inline distT="0" distB="0" distL="0" distR="0" wp14:anchorId="4315DB54" wp14:editId="0A3BFC69">
+            <wp:extent cx="6253316" cy="1346200"/>
+            <wp:effectExtent l="0" t="0" r="0" b="0"/>
+            <wp:docPr id="606138686" name="Picture 3" descr="A screenshot of a computer&#10;&#10;Description automatically generated"/>
+            <wp:cNvGraphicFramePr>
+              <a:graphicFrameLocks xmlns:a="http://schemas.openxmlformats.org/drawingml/2006/main" noChangeAspect="1"/>
+            </wp:cNvGraphicFramePr>
+            <a:graphic xmlns:a="http://schemas.openxmlformats.org/drawingml/2006/main">
+              <a:graphicData uri="http://schemas.openxmlformats.org/drawingml/2006/picture">
+                <pic:pic xmlns:pic="http://schemas.openxmlformats.org/drawingml/2006/picture">
+                  <pic:nvPicPr>
+                    <pic:cNvPr id="606138686" name="Picture 3" descr="A screenshot of a computer&#10;&#10;Description automatically generated"/>
+                    <pic:cNvPicPr/>
+                  </pic:nvPicPr>
+                  <pic:blipFill>
+                    <a:blip r:embed="rId16" cstate="print">
+                      <a:extLst>
+                        <a:ext uri="{28A0092B-C50C-407E-A947-70E740481C1C}">
+                          <a14:useLocalDpi xmlns:a14="http://schemas.microsoft.com/office/drawing/2010/main" val="0"/>
+                        </a:ext>
+                      </a:extLst>
+                    </a:blip>
+                    <a:stretch>
+                      <a:fillRect/>
+                    </a:stretch>
+                  </pic:blipFill>
+                  <pic:spPr>
+                    <a:xfrm>
+                      <a:off x="0" y="0"/>
+                      <a:ext cx="6255615" cy="1346695"/>
+                    </a:xfrm>
+                    <a:prstGeom prst="rect">
+                      <a:avLst/>
+                    </a:prstGeom>
+                  </pic:spPr>
+                </pic:pic>
+              </a:graphicData>
+            </a:graphic>
+          </wp:inline>
+        </w:drawing>
+      </w:r>
+    </w:p>
+    <w:p>
+      <w:pPr>
+        <w:rPr>
+          <w:b/>
+          <w:bCs/>
+        </w:rPr>
+      </w:pPr>
+      <w:r>
+        <w:rPr>
+          <w:b/>
+          <w:bCs/>
+        </w:rPr>
+        <w:lastRenderedPageBreak/>
+        <w:t>Correctness Verification</w:t>
+      </w:r>
+    </w:p>
+    <w:p>
+      <w:pPr>
+        <w:rPr>
+          <w:b/>
+          <w:bCs/>
+        </w:rPr>
+      </w:pPr>
+    </w:p>
+    <w:p>
+      <w:r>
+        <w:t>To verify the correctness of the MapReduce implementation, I compared the final JSON output produced by the reducer with a locally computed ground-truth word count.</w:t>
+      </w:r>
+    </w:p>
+    <w:p/>
+    <w:p>
+      <w:r>
+        <w:t>For the ground truth, I implemented a single-machine Python script that downloads the same input text file and performs word counting sequentially. The same tokenization strategy as the mapper was used, where all text is converted to lowercase and tokens are extracted using the regular expression [a-z0-</w:t>
+      </w:r>
+      <w:proofErr w:type="gramStart"/>
+      <w:r>
+        <w:t>9]+</w:t>
+      </w:r>
+      <w:proofErr w:type="gramEnd"/>
+      <w:r>
+        <w:t>. This ensures that both implementations follow identical rules for word normalization and token extraction.</w:t>
+      </w:r>
+    </w:p>
+    <w:p/>
+    <w:p>
+      <w:r>
+        <w:t>After running the comparison, the results matched exactly. Both the reducer output and the ground-truth implementation reported 4701 unique words. There were no missing words, no extra words, and no differences in word counts between the two results.</w:t>
+      </w:r>
+    </w:p>
+    <w:p/>
+    <w:p>
+      <w:r>
+        <w:t>This confirms that the reducer correctly aggregates the outputs from all mapper tasks and produces an accurate final word count, demonstrating the correctness of the distributed MapReduce-style implementation.</w:t>
+      </w:r>
+    </w:p>
+    <w:p/>
+    <w:p>
+      <w:r>
+        <w:rPr>
+          <w:noProof/>
+        </w:rPr>
+        <w:drawing>
+          <wp:inline distT="0" distB="0" distL="0" distR="0" wp14:anchorId="267D8556" wp14:editId="11070BB3">
+            <wp:extent cx="4324350" cy="3518154"/>
+            <wp:effectExtent l="0" t="0" r="0" b="0"/>
+            <wp:docPr id="12953685" name="Picture 4" descr="A computer screen shot of a black screen&#10;&#10;Description automatically generated"/>
+            <wp:cNvGraphicFramePr>
+              <a:graphicFrameLocks xmlns:a="http://schemas.openxmlformats.org/drawingml/2006/main" noChangeAspect="1"/>
+            </wp:cNvGraphicFramePr>
+            <a:graphic xmlns:a="http://schemas.openxmlformats.org/drawingml/2006/main">
+              <a:graphicData uri="http://schemas.openxmlformats.org/drawingml/2006/picture">
+                <pic:pic xmlns:pic="http://schemas.openxmlformats.org/drawingml/2006/picture">
+                  <pic:nvPicPr>
+                    <pic:cNvPr id="12953685" name="Picture 4" descr="A computer screen shot of a black screen&#10;&#10;Description automatically generated"/>
+                    <pic:cNvPicPr/>
+                  </pic:nvPicPr>
+                  <pic:blipFill>
+                    <a:blip r:embed="rId17" cstate="print">
+                      <a:extLst>
+                        <a:ext uri="{28A0092B-C50C-407E-A947-70E740481C1C}">
+                          <a14:useLocalDpi xmlns:a14="http://schemas.microsoft.com/office/drawing/2010/main" val="0"/>
+                        </a:ext>
+                      </a:extLst>
+                    </a:blip>
+                    <a:stretch>
+                      <a:fillRect/>
+                    </a:stretch>
+                  </pic:blipFill>
+                  <pic:spPr>
+                    <a:xfrm>
+                      <a:off x="0" y="0"/>
+                      <a:ext cx="4328072" cy="3521182"/>
+                    </a:xfrm>
+                    <a:prstGeom prst="rect">
+                      <a:avLst/>
+                    </a:prstGeom>
+                  </pic:spPr>
+                </pic:pic>
+              </a:graphicData>
+            </a:graphic>
+          </wp:inline>
+        </w:drawing>
+      </w:r>
+    </w:p>
+    <w:p/>
     <w:sectPr>
       <w:pgSz w:w="12240" w:h="15840"/>
       <w:pgMar w:top="1440" w:right="1440" w:bottom="1440" w:left="1440" w:header="720" w:footer="720" w:gutter="0"/>

--- a/assignment4/Assignment 4.docx
+++ b/assignment4/Assignment 4.docx
@@ -60,7 +60,7 @@
           <w:noProof/>
         </w:rPr>
         <w:drawing>
-          <wp:inline distT="0" distB="0" distL="0" distR="0" wp14:anchorId="3C8D3449" wp14:editId="260E3B5B">
+          <wp:inline distT="0" distB="0" distL="0" distR="0" wp14:anchorId="3C8D3449" wp14:editId="03688B83">
             <wp:extent cx="5943600" cy="1186180"/>
             <wp:effectExtent l="0" t="0" r="0" b="0"/>
             <wp:docPr id="1914420908" name="Picture 1" descr="A computer screen with white text&#10;&#10;Description automatically generated"/>
@@ -412,7 +412,7 @@
           <w:noProof/>
         </w:rPr>
         <w:drawing>
-          <wp:inline distT="0" distB="0" distL="0" distR="0" wp14:anchorId="668F9B66" wp14:editId="7F9584A2">
+          <wp:inline distT="0" distB="0" distL="0" distR="0" wp14:anchorId="668F9B66" wp14:editId="1508887B">
             <wp:extent cx="4946650" cy="1111411"/>
             <wp:effectExtent l="0" t="0" r="0" b="6350"/>
             <wp:docPr id="676394063" name="Picture 7" descr="A screenshot of a computer&#10;&#10;Description automatically generated"/>
@@ -758,7 +758,7 @@
           <w:noProof/>
         </w:rPr>
         <w:drawing>
-          <wp:inline distT="0" distB="0" distL="0" distR="0" wp14:anchorId="1A2C5927" wp14:editId="790CEAB8">
+          <wp:inline distT="0" distB="0" distL="0" distR="0" wp14:anchorId="1A2C5927" wp14:editId="4BB25F8D">
             <wp:extent cx="5410200" cy="3887135"/>
             <wp:effectExtent l="0" t="0" r="0" b="0"/>
             <wp:docPr id="300069961" name="Picture 9" descr="A computer screen shot of a black screen with white text&#10;&#10;Description automatically generated"/>
@@ -813,7 +813,7 @@
           <w:noProof/>
         </w:rPr>
         <w:drawing>
-          <wp:inline distT="0" distB="0" distL="0" distR="0" wp14:anchorId="07128861" wp14:editId="053FBB9B">
+          <wp:inline distT="0" distB="0" distL="0" distR="0" wp14:anchorId="07128861" wp14:editId="0A6E7CB2">
             <wp:extent cx="4851400" cy="4460593"/>
             <wp:effectExtent l="0" t="0" r="0" b="0"/>
             <wp:docPr id="1785093402" name="Picture 1" descr="A computer screen shot of a computer code&#10;&#10;Description automatically generated"/>
@@ -867,7 +867,7 @@
           <w:noProof/>
         </w:rPr>
         <w:drawing>
-          <wp:inline distT="0" distB="0" distL="0" distR="0" wp14:anchorId="39803418" wp14:editId="3A4F0A02">
+          <wp:inline distT="0" distB="0" distL="0" distR="0" wp14:anchorId="39803418" wp14:editId="16F6858F">
             <wp:extent cx="4800600" cy="1798686"/>
             <wp:effectExtent l="0" t="0" r="0" b="5080"/>
             <wp:docPr id="1507266034" name="Picture 2" descr="A screen shot of a computer&#10;&#10;Description automatically generated"/>
@@ -1062,6 +1062,1289 @@
       </w:r>
     </w:p>
     <w:p/>
+    <w:p>
+      <w:pPr>
+        <w:rPr>
+          <w:b/>
+          <w:bCs/>
+        </w:rPr>
+      </w:pPr>
+      <w:r>
+        <w:rPr>
+          <w:b/>
+          <w:bCs/>
+        </w:rPr>
+        <w:t>Performance Evaluation</w:t>
+      </w:r>
+    </w:p>
+    <w:p>
+      <w:pPr>
+        <w:rPr>
+          <w:b/>
+          <w:bCs/>
+        </w:rPr>
+      </w:pPr>
+    </w:p>
+    <w:p>
+      <w:r>
+        <w:t xml:space="preserve">To evaluate the performance and scalability of our MapReduce implementation, we conducted a series of experiments on AWS ECS using Amazon S3 as the shared storage backend. The experiments focused on measuring the execution time of each phase in the MapReduce </w:t>
+      </w:r>
+      <w:r>
+        <w:lastRenderedPageBreak/>
+        <w:t>pipeline (split, map, and reduce), as well as the overall end-to-end execution time under different degrees of parallelism.</w:t>
+      </w:r>
+    </w:p>
+    <w:p/>
+    <w:p>
+      <w:r>
+        <w:rPr>
+          <w:rFonts w:hint="eastAsia"/>
+        </w:rPr>
+        <w:t>(</w:t>
+      </w:r>
+      <w:r>
+        <w:t xml:space="preserve">1) </w:t>
+      </w:r>
+      <w:r>
+        <w:t>Experimental Setup</w:t>
+      </w:r>
+    </w:p>
+    <w:p/>
+    <w:p>
+      <w:r>
+        <w:t xml:space="preserve">We used </w:t>
+      </w:r>
+      <w:r>
+        <w:rPr>
+          <w:i/>
+          <w:iCs/>
+        </w:rPr>
+        <w:t>Hamlet</w:t>
+      </w:r>
+      <w:r>
+        <w:t xml:space="preserve"> as the input text and varied the number of mappers from 1 to 3. For each configuration, the input file was split into an equal number of chunks corresponding to the number of mappers. Each mapper processed one chunk in parallel, producing intermediate word-count outputs stored in S3, which were then aggregated by a single reducer. Each experiment was repeated multiple times, and average execution times were reported to reduce the impact of transient system noise.</w:t>
+      </w:r>
+    </w:p>
+    <w:p/>
+    <w:p>
+      <w:r>
+        <w:t xml:space="preserve">(2) </w:t>
+      </w:r>
+      <w:r>
+        <w:t>Results and Analysis</w:t>
+      </w:r>
+    </w:p>
+    <w:p>
+      <w:r>
+        <w:rPr>
+          <w:noProof/>
+        </w:rPr>
+        <w:drawing>
+          <wp:inline distT="0" distB="0" distL="0" distR="0" wp14:anchorId="2B43B03B" wp14:editId="1CE030AE">
+            <wp:extent cx="5842000" cy="4381500"/>
+            <wp:effectExtent l="0" t="0" r="0" b="0"/>
+            <wp:docPr id="1196937054" name="Picture 1" descr="A graph of different colored lines&#10;&#10;Description automatically generated"/>
+            <wp:cNvGraphicFramePr>
+              <a:graphicFrameLocks xmlns:a="http://schemas.openxmlformats.org/drawingml/2006/main" noChangeAspect="1"/>
+            </wp:cNvGraphicFramePr>
+            <a:graphic xmlns:a="http://schemas.openxmlformats.org/drawingml/2006/main">
+              <a:graphicData uri="http://schemas.openxmlformats.org/drawingml/2006/picture">
+                <pic:pic xmlns:pic="http://schemas.openxmlformats.org/drawingml/2006/picture">
+                  <pic:nvPicPr>
+                    <pic:cNvPr id="1196937054" name="Picture 1" descr="A graph of different colored lines&#10;&#10;Description automatically generated"/>
+                    <pic:cNvPicPr/>
+                  </pic:nvPicPr>
+                  <pic:blipFill>
+                    <a:blip r:embed="rId18">
+                      <a:extLst>
+                        <a:ext uri="{28A0092B-C50C-407E-A947-70E740481C1C}">
+                          <a14:useLocalDpi xmlns:a14="http://schemas.microsoft.com/office/drawing/2010/main" val="0"/>
+                        </a:ext>
+                      </a:extLst>
+                    </a:blip>
+                    <a:stretch>
+                      <a:fillRect/>
+                    </a:stretch>
+                  </pic:blipFill>
+                  <pic:spPr>
+                    <a:xfrm>
+                      <a:off x="0" y="0"/>
+                      <a:ext cx="5842000" cy="4381500"/>
+                    </a:xfrm>
+                    <a:prstGeom prst="rect">
+                      <a:avLst/>
+                    </a:prstGeom>
+                  </pic:spPr>
+                </pic:pic>
+              </a:graphicData>
+            </a:graphic>
+          </wp:inline>
+        </w:drawing>
+      </w:r>
+    </w:p>
+    <w:p>
+      <w:pPr>
+        <w:jc w:val="center"/>
+      </w:pPr>
+      <w:r>
+        <w:t>(Figure 1)</w:t>
+      </w:r>
+    </w:p>
+    <w:p>
+      <w:pPr>
+        <w:jc w:val="center"/>
+      </w:pPr>
+    </w:p>
+    <w:p>
+      <w:r>
+        <w:t xml:space="preserve">Figure 1 illustrates the average execution time of each phase (split, map, and reduce) as the number of mappers increases. The split phase remains relatively constant across all </w:t>
+      </w:r>
+      <w:proofErr w:type="gramStart"/>
+      <w:r>
+        <w:t>configurations, since</w:t>
+      </w:r>
+      <w:proofErr w:type="gramEnd"/>
+      <w:r>
+        <w:t xml:space="preserve"> it is executed as a single task and does not benefit from parallelism. In contrast, both the map and reduce phases show decreasing execution time as the number of mappers increases. This is because the workload is distributed across more mapper tasks, </w:t>
+      </w:r>
+      <w:r>
+        <w:lastRenderedPageBreak/>
+        <w:t>reducing the amount of data processed by each mapper and consequently lowering the cost of the reduce aggregation.</w:t>
+      </w:r>
+    </w:p>
+    <w:p/>
+    <w:p>
+      <w:r>
+        <w:rPr>
+          <w:noProof/>
+        </w:rPr>
+        <w:drawing>
+          <wp:inline distT="0" distB="0" distL="0" distR="0" wp14:anchorId="1BE3AE57" wp14:editId="07A4734F">
+            <wp:extent cx="5842000" cy="4381500"/>
+            <wp:effectExtent l="0" t="0" r="0" b="0"/>
+            <wp:docPr id="128513346" name="Picture 2" descr="A graph with a line&#10;&#10;Description automatically generated"/>
+            <wp:cNvGraphicFramePr>
+              <a:graphicFrameLocks xmlns:a="http://schemas.openxmlformats.org/drawingml/2006/main" noChangeAspect="1"/>
+            </wp:cNvGraphicFramePr>
+            <a:graphic xmlns:a="http://schemas.openxmlformats.org/drawingml/2006/main">
+              <a:graphicData uri="http://schemas.openxmlformats.org/drawingml/2006/picture">
+                <pic:pic xmlns:pic="http://schemas.openxmlformats.org/drawingml/2006/picture">
+                  <pic:nvPicPr>
+                    <pic:cNvPr id="128513346" name="Picture 2" descr="A graph with a line&#10;&#10;Description automatically generated"/>
+                    <pic:cNvPicPr/>
+                  </pic:nvPicPr>
+                  <pic:blipFill>
+                    <a:blip r:embed="rId19">
+                      <a:extLst>
+                        <a:ext uri="{28A0092B-C50C-407E-A947-70E740481C1C}">
+                          <a14:useLocalDpi xmlns:a14="http://schemas.microsoft.com/office/drawing/2010/main" val="0"/>
+                        </a:ext>
+                      </a:extLst>
+                    </a:blip>
+                    <a:stretch>
+                      <a:fillRect/>
+                    </a:stretch>
+                  </pic:blipFill>
+                  <pic:spPr>
+                    <a:xfrm>
+                      <a:off x="0" y="0"/>
+                      <a:ext cx="5842000" cy="4381500"/>
+                    </a:xfrm>
+                    <a:prstGeom prst="rect">
+                      <a:avLst/>
+                    </a:prstGeom>
+                  </pic:spPr>
+                </pic:pic>
+              </a:graphicData>
+            </a:graphic>
+          </wp:inline>
+        </w:drawing>
+      </w:r>
+    </w:p>
+    <w:p>
+      <w:pPr>
+        <w:jc w:val="center"/>
+      </w:pPr>
+      <w:r>
+        <w:t>(Figure 2)</w:t>
+      </w:r>
+    </w:p>
+    <w:p>
+      <w:r>
+        <w:t>Figure 2 shows the average end-to-end execution time of the entire MapReduce job. As the number of mappers increases from 1 to 3, the total runtime decreases noticeably. This demonstrates that the implementation successfully exploits parallelism in the map and reduce stages to improve overall performance. However, the speedup is not linear. This behavior is expected due to several factors, including the serial nature of the split phase, task startup overhead in ECS, and network and I/O costs associated with reading from and writing to S3. These results are consistent with Amdahl’s Law, which states that the performance improvement achievable through parallelism is fundamentally limited by the fraction of the computation that must be executed serially.</w:t>
+      </w:r>
+    </w:p>
+    <w:p/>
+    <w:p>
+      <w:r>
+        <w:t xml:space="preserve">(3) </w:t>
+      </w:r>
+      <w:r>
+        <w:t>Summary</w:t>
+      </w:r>
+    </w:p>
+    <w:p>
+      <w:r>
+        <w:t>Overall, the experimental results validate the scalability of our MapReduce design. Increasing the number of mappers leads to lower map, reduce, and end-to-end execution times, while the split phase remains a fixed cost. The observed performance trends reflect realistic system constraints and demonstrate that our implementation achieves meaningful parallel speedup under practical cloud execution conditions.</w:t>
+      </w:r>
+    </w:p>
+    <w:p>
+      <w:pPr>
+        <w:rPr>
+          <w:b/>
+          <w:bCs/>
+        </w:rPr>
+      </w:pPr>
+      <w:r>
+        <w:rPr>
+          <w:rFonts w:hint="eastAsia"/>
+          <w:b/>
+          <w:bCs/>
+        </w:rPr>
+        <w:lastRenderedPageBreak/>
+        <w:t>Q</w:t>
+      </w:r>
+      <w:r>
+        <w:rPr>
+          <w:b/>
+          <w:bCs/>
+        </w:rPr>
+        <w:t>&amp;</w:t>
+      </w:r>
+      <w:r>
+        <w:rPr>
+          <w:rFonts w:hint="eastAsia"/>
+          <w:b/>
+          <w:bCs/>
+        </w:rPr>
+        <w:t>A</w:t>
+      </w:r>
+    </w:p>
+    <w:p>
+      <w:pPr>
+        <w:pStyle w:val="NormalWeb"/>
+        <w:rPr>
+          <w:rFonts w:asciiTheme="minorHAnsi" w:eastAsiaTheme="minorEastAsia" w:hAnsiTheme="minorHAnsi" w:cstheme="minorBidi"/>
+          <w:b/>
+          <w:bCs/>
+          <w:kern w:val="2"/>
+          <w14:ligatures w14:val="standardContextual"/>
+        </w:rPr>
+      </w:pPr>
+      <w:r>
+        <w:rPr>
+          <w:b/>
+          <w:bCs/>
+        </w:rPr>
+        <w:t xml:space="preserve">1) </w:t>
+      </w:r>
+      <w:r>
+        <w:rPr>
+          <w:rFonts w:asciiTheme="minorHAnsi" w:eastAsiaTheme="minorEastAsia" w:hAnsiTheme="minorHAnsi" w:cstheme="minorBidi"/>
+          <w:b/>
+          <w:bCs/>
+          <w:kern w:val="2"/>
+          <w14:ligatures w14:val="standardContextual"/>
+        </w:rPr>
+        <w:t>What happens if one mapper failed? How would you recover?</w:t>
+      </w:r>
+    </w:p>
+    <w:p>
+      <w:pPr>
+        <w:pStyle w:val="NormalWeb"/>
+        <w:rPr>
+          <w:rFonts w:asciiTheme="minorHAnsi" w:eastAsiaTheme="minorEastAsia" w:hAnsiTheme="minorHAnsi" w:cstheme="minorBidi"/>
+          <w:kern w:val="2"/>
+          <w14:ligatures w14:val="standardContextual"/>
+        </w:rPr>
+      </w:pPr>
+      <w:r>
+        <w:rPr>
+          <w:rFonts w:asciiTheme="minorHAnsi" w:eastAsiaTheme="minorEastAsia" w:hAnsiTheme="minorHAnsi" w:cstheme="minorBidi"/>
+          <w:kern w:val="2"/>
+          <w14:ligatures w14:val="standardContextual"/>
+        </w:rPr>
+        <w:t>What happens:</w:t>
+      </w:r>
+    </w:p>
+    <w:p>
+      <w:pPr>
+        <w:pStyle w:val="NormalWeb"/>
+        <w:rPr>
+          <w:rFonts w:asciiTheme="minorHAnsi" w:eastAsiaTheme="minorEastAsia" w:hAnsiTheme="minorHAnsi" w:cstheme="minorBidi"/>
+          <w:kern w:val="2"/>
+          <w14:ligatures w14:val="standardContextual"/>
+        </w:rPr>
+      </w:pPr>
+      <w:r>
+        <w:rPr>
+          <w:rFonts w:asciiTheme="minorHAnsi" w:eastAsiaTheme="minorEastAsia" w:hAnsiTheme="minorHAnsi" w:cstheme="minorBidi"/>
+          <w:kern w:val="2"/>
+          <w14:ligatures w14:val="standardContextual"/>
+        </w:rPr>
+        <w:t>If one mapper fails, we will miss one intermediate output JSON in S3. Then the reducer either:</w:t>
+      </w:r>
+    </w:p>
+    <w:p>
+      <w:pPr>
+        <w:pStyle w:val="NormalWeb"/>
+        <w:numPr>
+          <w:ilvl w:val="0"/>
+          <w:numId w:val="4"/>
+        </w:numPr>
+        <w:rPr>
+          <w:rFonts w:asciiTheme="minorHAnsi" w:eastAsiaTheme="minorEastAsia" w:hAnsiTheme="minorHAnsi" w:cstheme="minorBidi"/>
+          <w:kern w:val="2"/>
+          <w14:ligatures w14:val="standardContextual"/>
+        </w:rPr>
+      </w:pPr>
+      <w:r>
+        <w:rPr>
+          <w:rFonts w:asciiTheme="minorHAnsi" w:eastAsiaTheme="minorEastAsia" w:hAnsiTheme="minorHAnsi" w:cstheme="minorBidi"/>
+          <w:kern w:val="2"/>
+          <w14:ligatures w14:val="standardContextual"/>
+        </w:rPr>
+        <w:t>F</w:t>
+      </w:r>
+      <w:r>
+        <w:rPr>
+          <w:rFonts w:asciiTheme="minorHAnsi" w:eastAsiaTheme="minorEastAsia" w:hAnsiTheme="minorHAnsi" w:cstheme="minorBidi"/>
+          <w:kern w:val="2"/>
+          <w14:ligatures w14:val="standardContextual"/>
+        </w:rPr>
+        <w:t>ails because it can’t read that mapper’s output, or</w:t>
+      </w:r>
+    </w:p>
+    <w:p>
+      <w:pPr>
+        <w:pStyle w:val="NormalWeb"/>
+        <w:numPr>
+          <w:ilvl w:val="0"/>
+          <w:numId w:val="4"/>
+        </w:numPr>
+        <w:rPr>
+          <w:rFonts w:asciiTheme="minorHAnsi" w:eastAsiaTheme="minorEastAsia" w:hAnsiTheme="minorHAnsi" w:cstheme="minorBidi"/>
+          <w:kern w:val="2"/>
+          <w14:ligatures w14:val="standardContextual"/>
+        </w:rPr>
+      </w:pPr>
+      <w:r>
+        <w:rPr>
+          <w:rFonts w:asciiTheme="minorHAnsi" w:eastAsiaTheme="minorEastAsia" w:hAnsiTheme="minorHAnsi" w:cstheme="minorBidi"/>
+          <w:kern w:val="2"/>
+          <w14:ligatures w14:val="standardContextual"/>
+        </w:rPr>
+        <w:t xml:space="preserve">produces an incomplete </w:t>
+      </w:r>
+      <w:proofErr w:type="gramStart"/>
+      <w:r>
+        <w:rPr>
+          <w:rFonts w:asciiTheme="minorHAnsi" w:eastAsiaTheme="minorEastAsia" w:hAnsiTheme="minorHAnsi" w:cstheme="minorBidi"/>
+          <w:kern w:val="2"/>
+          <w14:ligatures w14:val="standardContextual"/>
+        </w:rPr>
+        <w:t>final result</w:t>
+      </w:r>
+      <w:proofErr w:type="gramEnd"/>
+      <w:r>
+        <w:rPr>
+          <w:rFonts w:asciiTheme="minorHAnsi" w:eastAsiaTheme="minorEastAsia" w:hAnsiTheme="minorHAnsi" w:cstheme="minorBidi"/>
+          <w:kern w:val="2"/>
+          <w14:ligatures w14:val="standardContextual"/>
+        </w:rPr>
+        <w:t xml:space="preserve"> (missing counts from that chunk).</w:t>
+      </w:r>
+    </w:p>
+    <w:p>
+      <w:pPr>
+        <w:pStyle w:val="NormalWeb"/>
+        <w:rPr>
+          <w:rFonts w:asciiTheme="minorHAnsi" w:eastAsiaTheme="minorEastAsia" w:hAnsiTheme="minorHAnsi" w:cstheme="minorBidi"/>
+          <w:kern w:val="2"/>
+          <w14:ligatures w14:val="standardContextual"/>
+        </w:rPr>
+      </w:pPr>
+      <w:r>
+        <w:rPr>
+          <w:rFonts w:asciiTheme="minorHAnsi" w:eastAsiaTheme="minorEastAsia" w:hAnsiTheme="minorHAnsi" w:cstheme="minorBidi"/>
+          <w:kern w:val="2"/>
+          <w14:ligatures w14:val="standardContextual"/>
+        </w:rPr>
+        <w:t>Recovery idea</w:t>
+      </w:r>
+      <w:r>
+        <w:rPr>
+          <w:rFonts w:asciiTheme="minorHAnsi" w:eastAsiaTheme="minorEastAsia" w:hAnsiTheme="minorHAnsi" w:cstheme="minorBidi"/>
+          <w:kern w:val="2"/>
+          <w14:ligatures w14:val="standardContextual"/>
+        </w:rPr>
+        <w:t>:</w:t>
+      </w:r>
+    </w:p>
+    <w:p>
+      <w:pPr>
+        <w:pStyle w:val="NormalWeb"/>
+        <w:numPr>
+          <w:ilvl w:val="0"/>
+          <w:numId w:val="4"/>
+        </w:numPr>
+        <w:rPr>
+          <w:rFonts w:asciiTheme="minorHAnsi" w:eastAsiaTheme="minorEastAsia" w:hAnsiTheme="minorHAnsi" w:cstheme="minorBidi"/>
+          <w:kern w:val="2"/>
+          <w14:ligatures w14:val="standardContextual"/>
+        </w:rPr>
+      </w:pPr>
+      <w:r>
+        <w:rPr>
+          <w:rFonts w:asciiTheme="minorHAnsi" w:eastAsiaTheme="minorEastAsia" w:hAnsiTheme="minorHAnsi" w:cstheme="minorBidi"/>
+          <w:kern w:val="2"/>
+          <w14:ligatures w14:val="standardContextual"/>
+        </w:rPr>
+        <w:t xml:space="preserve">Detect failure: the orchestrator (me manually, or a script) checks if each mapper returned a valid </w:t>
+      </w:r>
+      <w:proofErr w:type="spellStart"/>
+      <w:r>
+        <w:rPr>
+          <w:rFonts w:asciiTheme="minorHAnsi" w:eastAsiaTheme="minorEastAsia" w:hAnsiTheme="minorHAnsi" w:cstheme="minorBidi"/>
+          <w:kern w:val="2"/>
+          <w14:ligatures w14:val="standardContextual"/>
+        </w:rPr>
+        <w:t>map_output</w:t>
+      </w:r>
+      <w:proofErr w:type="spellEnd"/>
+      <w:r>
+        <w:rPr>
+          <w:rFonts w:asciiTheme="minorHAnsi" w:eastAsiaTheme="minorEastAsia" w:hAnsiTheme="minorHAnsi" w:cstheme="minorBidi"/>
+          <w:kern w:val="2"/>
+          <w14:ligatures w14:val="standardContextual"/>
+        </w:rPr>
+        <w:t xml:space="preserve"> S3 URL.</w:t>
+      </w:r>
+    </w:p>
+    <w:p>
+      <w:pPr>
+        <w:pStyle w:val="NormalWeb"/>
+        <w:numPr>
+          <w:ilvl w:val="0"/>
+          <w:numId w:val="4"/>
+        </w:numPr>
+        <w:rPr>
+          <w:rFonts w:asciiTheme="minorHAnsi" w:eastAsiaTheme="minorEastAsia" w:hAnsiTheme="minorHAnsi" w:cstheme="minorBidi"/>
+          <w:kern w:val="2"/>
+          <w14:ligatures w14:val="standardContextual"/>
+        </w:rPr>
+      </w:pPr>
+      <w:r>
+        <w:rPr>
+          <w:rFonts w:asciiTheme="minorHAnsi" w:eastAsiaTheme="minorEastAsia" w:hAnsiTheme="minorHAnsi" w:cstheme="minorBidi"/>
+          <w:kern w:val="2"/>
+          <w14:ligatures w14:val="standardContextual"/>
+        </w:rPr>
+        <w:t xml:space="preserve">Retry that mapper: re-run the same mapper task with the same </w:t>
+      </w:r>
+      <w:proofErr w:type="spellStart"/>
+      <w:r>
+        <w:rPr>
+          <w:rFonts w:asciiTheme="minorHAnsi" w:eastAsiaTheme="minorEastAsia" w:hAnsiTheme="minorHAnsi" w:cstheme="minorBidi"/>
+          <w:kern w:val="2"/>
+          <w14:ligatures w14:val="standardContextual"/>
+        </w:rPr>
+        <w:t>chunk_uri</w:t>
+      </w:r>
+      <w:proofErr w:type="spellEnd"/>
+      <w:r>
+        <w:rPr>
+          <w:rFonts w:asciiTheme="minorHAnsi" w:eastAsiaTheme="minorEastAsia" w:hAnsiTheme="minorHAnsi" w:cstheme="minorBidi"/>
+          <w:kern w:val="2"/>
+          <w14:ligatures w14:val="standardContextual"/>
+        </w:rPr>
+        <w:t>. Because the mapper is basically deterministic, rerunning it should recreate the missing JSON.</w:t>
+      </w:r>
+    </w:p>
+    <w:p>
+      <w:pPr>
+        <w:pStyle w:val="NormalWeb"/>
+        <w:numPr>
+          <w:ilvl w:val="0"/>
+          <w:numId w:val="4"/>
+        </w:numPr>
+        <w:rPr>
+          <w:rFonts w:asciiTheme="minorHAnsi" w:eastAsiaTheme="minorEastAsia" w:hAnsiTheme="minorHAnsi" w:cstheme="minorBidi"/>
+          <w:kern w:val="2"/>
+          <w14:ligatures w14:val="standardContextual"/>
+        </w:rPr>
+      </w:pPr>
+      <w:r>
+        <w:rPr>
+          <w:rFonts w:asciiTheme="minorHAnsi" w:eastAsiaTheme="minorEastAsia" w:hAnsiTheme="minorHAnsi" w:cstheme="minorBidi"/>
+          <w:kern w:val="2"/>
+          <w14:ligatures w14:val="standardContextual"/>
+        </w:rPr>
+        <w:t>Idempotency: use an output naming rule like map/&lt;</w:t>
+      </w:r>
+      <w:proofErr w:type="spellStart"/>
+      <w:r>
+        <w:rPr>
+          <w:rFonts w:asciiTheme="minorHAnsi" w:eastAsiaTheme="minorEastAsia" w:hAnsiTheme="minorHAnsi" w:cstheme="minorBidi"/>
+          <w:kern w:val="2"/>
+          <w14:ligatures w14:val="standardContextual"/>
+        </w:rPr>
+        <w:t>chunk_key</w:t>
+      </w:r>
+      <w:proofErr w:type="spellEnd"/>
+      <w:proofErr w:type="gramStart"/>
+      <w:r>
+        <w:rPr>
+          <w:rFonts w:asciiTheme="minorHAnsi" w:eastAsiaTheme="minorEastAsia" w:hAnsiTheme="minorHAnsi" w:cstheme="minorBidi"/>
+          <w:kern w:val="2"/>
+          <w14:ligatures w14:val="standardContextual"/>
+        </w:rPr>
+        <w:t>&gt;.</w:t>
+      </w:r>
+      <w:proofErr w:type="spellStart"/>
+      <w:r>
+        <w:rPr>
+          <w:rFonts w:asciiTheme="minorHAnsi" w:eastAsiaTheme="minorEastAsia" w:hAnsiTheme="minorHAnsi" w:cstheme="minorBidi"/>
+          <w:kern w:val="2"/>
+          <w14:ligatures w14:val="standardContextual"/>
+        </w:rPr>
+        <w:t>json</w:t>
+      </w:r>
+      <w:proofErr w:type="spellEnd"/>
+      <w:proofErr w:type="gramEnd"/>
+      <w:r>
+        <w:rPr>
+          <w:rFonts w:asciiTheme="minorHAnsi" w:eastAsiaTheme="minorEastAsia" w:hAnsiTheme="minorHAnsi" w:cstheme="minorBidi"/>
+          <w:kern w:val="2"/>
+          <w14:ligatures w14:val="standardContextual"/>
+        </w:rPr>
+        <w:t>. If retry overwrites or writes the same key, it’s safe (same input → same result).</w:t>
+      </w:r>
+      <w:r>
+        <w:rPr>
+          <w:rFonts w:asciiTheme="minorHAnsi" w:eastAsiaTheme="minorEastAsia" w:hAnsiTheme="minorHAnsi" w:cstheme="minorBidi"/>
+          <w:kern w:val="2"/>
+          <w14:ligatures w14:val="standardContextual"/>
+        </w:rPr>
+        <w:t xml:space="preserve"> </w:t>
+      </w:r>
+      <w:r>
+        <w:rPr>
+          <w:rFonts w:asciiTheme="minorHAnsi" w:eastAsiaTheme="minorEastAsia" w:hAnsiTheme="minorHAnsi" w:cstheme="minorBidi"/>
+          <w:kern w:val="2"/>
+          <w14:ligatures w14:val="standardContextual"/>
+        </w:rPr>
+        <w:t xml:space="preserve">If overwriting is not allowed, write to a new versioned </w:t>
+      </w:r>
+      <w:proofErr w:type="gramStart"/>
+      <w:r>
+        <w:rPr>
+          <w:rFonts w:asciiTheme="minorHAnsi" w:eastAsiaTheme="minorEastAsia" w:hAnsiTheme="minorHAnsi" w:cstheme="minorBidi"/>
+          <w:kern w:val="2"/>
+          <w14:ligatures w14:val="standardContextual"/>
+        </w:rPr>
+        <w:t>key</w:t>
+      </w:r>
+      <w:proofErr w:type="gramEnd"/>
+      <w:r>
+        <w:rPr>
+          <w:rFonts w:asciiTheme="minorHAnsi" w:eastAsiaTheme="minorEastAsia" w:hAnsiTheme="minorHAnsi" w:cstheme="minorBidi"/>
+          <w:kern w:val="2"/>
+          <w14:ligatures w14:val="standardContextual"/>
+        </w:rPr>
+        <w:t xml:space="preserve"> and update the reducer input list.</w:t>
+      </w:r>
+    </w:p>
+    <w:p>
+      <w:pPr>
+        <w:pStyle w:val="NormalWeb"/>
+        <w:rPr>
+          <w:rFonts w:asciiTheme="minorHAnsi" w:eastAsiaTheme="minorEastAsia" w:hAnsiTheme="minorHAnsi" w:cstheme="minorBidi"/>
+          <w:kern w:val="2"/>
+          <w14:ligatures w14:val="standardContextual"/>
+        </w:rPr>
+      </w:pPr>
+      <w:r>
+        <w:rPr>
+          <w:rFonts w:asciiTheme="minorHAnsi" w:eastAsiaTheme="minorEastAsia" w:hAnsiTheme="minorHAnsi" w:cstheme="minorBidi"/>
+          <w:kern w:val="2"/>
+          <w14:ligatures w14:val="standardContextual"/>
+        </w:rPr>
+        <w:t>More “AWS-</w:t>
+      </w:r>
+      <w:proofErr w:type="spellStart"/>
+      <w:r>
+        <w:rPr>
+          <w:rFonts w:asciiTheme="minorHAnsi" w:eastAsiaTheme="minorEastAsia" w:hAnsiTheme="minorHAnsi" w:cstheme="minorBidi"/>
+          <w:kern w:val="2"/>
+          <w14:ligatures w14:val="standardContextual"/>
+        </w:rPr>
+        <w:t>ish</w:t>
+      </w:r>
+      <w:proofErr w:type="spellEnd"/>
+      <w:r>
+        <w:rPr>
+          <w:rFonts w:asciiTheme="minorHAnsi" w:eastAsiaTheme="minorEastAsia" w:hAnsiTheme="minorHAnsi" w:cstheme="minorBidi"/>
+          <w:kern w:val="2"/>
+          <w14:ligatures w14:val="standardContextual"/>
+        </w:rPr>
+        <w:t>” recovery:</w:t>
+      </w:r>
+    </w:p>
+    <w:p>
+      <w:pPr>
+        <w:pStyle w:val="NormalWeb"/>
+        <w:numPr>
+          <w:ilvl w:val="0"/>
+          <w:numId w:val="4"/>
+        </w:numPr>
+        <w:rPr>
+          <w:rFonts w:asciiTheme="minorHAnsi" w:eastAsiaTheme="minorEastAsia" w:hAnsiTheme="minorHAnsi" w:cstheme="minorBidi"/>
+          <w:kern w:val="2"/>
+          <w14:ligatures w14:val="standardContextual"/>
+        </w:rPr>
+      </w:pPr>
+      <w:r>
+        <w:rPr>
+          <w:rFonts w:asciiTheme="minorHAnsi" w:eastAsiaTheme="minorEastAsia" w:hAnsiTheme="minorHAnsi" w:cstheme="minorBidi"/>
+          <w:kern w:val="2"/>
+          <w14:ligatures w14:val="standardContextual"/>
+        </w:rPr>
+        <w:t>Put mapper tasks behind an ECS service with desired count and health checks, so AWS restarts failed tasks automatically.</w:t>
+      </w:r>
+    </w:p>
+    <w:p>
+      <w:pPr>
+        <w:pStyle w:val="NormalWeb"/>
+        <w:numPr>
+          <w:ilvl w:val="0"/>
+          <w:numId w:val="4"/>
+        </w:numPr>
+        <w:rPr>
+          <w:rFonts w:asciiTheme="minorHAnsi" w:eastAsiaTheme="minorEastAsia" w:hAnsiTheme="minorHAnsi" w:cstheme="minorBidi"/>
+          <w:kern w:val="2"/>
+          <w14:ligatures w14:val="standardContextual"/>
+        </w:rPr>
+      </w:pPr>
+      <w:r>
+        <w:rPr>
+          <w:rFonts w:asciiTheme="minorHAnsi" w:eastAsiaTheme="minorEastAsia" w:hAnsiTheme="minorHAnsi" w:cstheme="minorBidi"/>
+          <w:kern w:val="2"/>
+          <w14:ligatures w14:val="standardContextual"/>
+        </w:rPr>
+        <w:t>Or use Step Functions to coordinate: “run 3 mappers → if any fails retry N times → then reduce”.</w:t>
+      </w:r>
+    </w:p>
+    <w:p>
+      <w:pPr>
+        <w:pStyle w:val="NormalWeb"/>
+        <w:rPr>
+          <w:rFonts w:asciiTheme="minorHAnsi" w:eastAsiaTheme="minorEastAsia" w:hAnsiTheme="minorHAnsi" w:cstheme="minorBidi"/>
+          <w:kern w:val="2"/>
+          <w14:ligatures w14:val="standardContextual"/>
+        </w:rPr>
+      </w:pPr>
+    </w:p>
+    <w:p>
+      <w:pPr>
+        <w:pStyle w:val="NormalWeb"/>
+        <w:rPr>
+          <w:rFonts w:asciiTheme="minorHAnsi" w:eastAsiaTheme="minorEastAsia" w:hAnsiTheme="minorHAnsi" w:cstheme="minorBidi"/>
+          <w:b/>
+          <w:bCs/>
+          <w:kern w:val="2"/>
+          <w14:ligatures w14:val="standardContextual"/>
+        </w:rPr>
+      </w:pPr>
+      <w:r>
+        <w:rPr>
+          <w:rFonts w:asciiTheme="minorHAnsi" w:eastAsiaTheme="minorEastAsia" w:hAnsiTheme="minorHAnsi" w:cstheme="minorBidi"/>
+          <w:b/>
+          <w:bCs/>
+          <w:kern w:val="2"/>
+          <w14:ligatures w14:val="standardContextual"/>
+        </w:rPr>
+        <w:t>2) How can you scale this system into 10 or 100 mappers?</w:t>
+      </w:r>
+    </w:p>
+    <w:p>
+      <w:pPr>
+        <w:pStyle w:val="NormalWeb"/>
+        <w:rPr>
+          <w:rFonts w:asciiTheme="minorHAnsi" w:eastAsiaTheme="minorEastAsia" w:hAnsiTheme="minorHAnsi" w:cstheme="minorBidi"/>
+          <w:kern w:val="2"/>
+          <w14:ligatures w14:val="standardContextual"/>
+        </w:rPr>
+      </w:pPr>
+      <w:r>
+        <w:rPr>
+          <w:rFonts w:asciiTheme="minorHAnsi" w:eastAsiaTheme="minorEastAsia" w:hAnsiTheme="minorHAnsi" w:cstheme="minorBidi"/>
+          <w:kern w:val="2"/>
+          <w14:ligatures w14:val="standardContextual"/>
+        </w:rPr>
+        <w:t>Key idea: make the pipeline data-driven instead of “hard-coded 3”.</w:t>
+      </w:r>
+    </w:p>
+    <w:p>
+      <w:pPr>
+        <w:pStyle w:val="NormalWeb"/>
+        <w:rPr>
+          <w:rFonts w:asciiTheme="minorHAnsi" w:eastAsiaTheme="minorEastAsia" w:hAnsiTheme="minorHAnsi" w:cstheme="minorBidi"/>
+          <w:kern w:val="2"/>
+          <w14:ligatures w14:val="standardContextual"/>
+        </w:rPr>
+      </w:pPr>
+      <w:r>
+        <w:rPr>
+          <w:rFonts w:asciiTheme="minorHAnsi" w:eastAsiaTheme="minorEastAsia" w:hAnsiTheme="minorHAnsi" w:cstheme="minorBidi"/>
+          <w:kern w:val="2"/>
+          <w14:ligatures w14:val="standardContextual"/>
+        </w:rPr>
+        <w:t>Splitter: allow n=10 or n=100, output a list of chunk URIs.</w:t>
+      </w:r>
+    </w:p>
+    <w:p>
+      <w:pPr>
+        <w:pStyle w:val="NormalWeb"/>
+        <w:rPr>
+          <w:rFonts w:asciiTheme="minorHAnsi" w:eastAsiaTheme="minorEastAsia" w:hAnsiTheme="minorHAnsi" w:cstheme="minorBidi"/>
+          <w:kern w:val="2"/>
+          <w14:ligatures w14:val="standardContextual"/>
+        </w:rPr>
+      </w:pPr>
+      <w:r>
+        <w:rPr>
+          <w:rFonts w:asciiTheme="minorHAnsi" w:eastAsiaTheme="minorEastAsia" w:hAnsiTheme="minorHAnsi" w:cstheme="minorBidi"/>
+          <w:kern w:val="2"/>
+          <w14:ligatures w14:val="standardContextual"/>
+        </w:rPr>
+        <w:t>Run many mapper tasks automatically:</w:t>
+      </w:r>
+    </w:p>
+    <w:p>
+      <w:pPr>
+        <w:pStyle w:val="NormalWeb"/>
+        <w:numPr>
+          <w:ilvl w:val="0"/>
+          <w:numId w:val="4"/>
+        </w:numPr>
+        <w:rPr>
+          <w:rFonts w:asciiTheme="minorHAnsi" w:eastAsiaTheme="minorEastAsia" w:hAnsiTheme="minorHAnsi" w:cstheme="minorBidi"/>
+          <w:kern w:val="2"/>
+          <w14:ligatures w14:val="standardContextual"/>
+        </w:rPr>
+      </w:pPr>
+      <w:r>
+        <w:rPr>
+          <w:rFonts w:asciiTheme="minorHAnsi" w:eastAsiaTheme="minorEastAsia" w:hAnsiTheme="minorHAnsi" w:cstheme="minorBidi"/>
+          <w:kern w:val="2"/>
+          <w14:ligatures w14:val="standardContextual"/>
+        </w:rPr>
+        <w:t xml:space="preserve">easiest: a script uses AWS API/CLI to </w:t>
+      </w:r>
+      <w:proofErr w:type="gramStart"/>
+      <w:r>
+        <w:rPr>
+          <w:rFonts w:asciiTheme="minorHAnsi" w:eastAsiaTheme="minorEastAsia" w:hAnsiTheme="minorHAnsi" w:cstheme="minorBidi"/>
+          <w:kern w:val="2"/>
+          <w14:ligatures w14:val="standardContextual"/>
+        </w:rPr>
+        <w:t>run-task</w:t>
+      </w:r>
+      <w:proofErr w:type="gramEnd"/>
+      <w:r>
+        <w:rPr>
+          <w:rFonts w:asciiTheme="minorHAnsi" w:eastAsiaTheme="minorEastAsia" w:hAnsiTheme="minorHAnsi" w:cstheme="minorBidi"/>
+          <w:kern w:val="2"/>
+          <w14:ligatures w14:val="standardContextual"/>
+        </w:rPr>
+        <w:t xml:space="preserve"> in a loop for each chunk URI.</w:t>
+      </w:r>
+    </w:p>
+    <w:p>
+      <w:pPr>
+        <w:pStyle w:val="NormalWeb"/>
+        <w:numPr>
+          <w:ilvl w:val="0"/>
+          <w:numId w:val="4"/>
+        </w:numPr>
+        <w:rPr>
+          <w:rFonts w:asciiTheme="minorHAnsi" w:eastAsiaTheme="minorEastAsia" w:hAnsiTheme="minorHAnsi" w:cstheme="minorBidi"/>
+          <w:kern w:val="2"/>
+          <w14:ligatures w14:val="standardContextual"/>
+        </w:rPr>
+      </w:pPr>
+      <w:r>
+        <w:rPr>
+          <w:rFonts w:asciiTheme="minorHAnsi" w:eastAsiaTheme="minorEastAsia" w:hAnsiTheme="minorHAnsi" w:cstheme="minorBidi"/>
+          <w:kern w:val="2"/>
+          <w14:ligatures w14:val="standardContextual"/>
+        </w:rPr>
+        <w:t>better: use SQS fan-out: splitter pushes chunk URIs into an SQS queue, and a mapper ECS service consumes messages. Then scaling is just increasing desired count / autoscaling rules.</w:t>
+      </w:r>
+    </w:p>
+    <w:p>
+      <w:pPr>
+        <w:pStyle w:val="NormalWeb"/>
+        <w:rPr>
+          <w:rFonts w:asciiTheme="minorHAnsi" w:eastAsiaTheme="minorEastAsia" w:hAnsiTheme="minorHAnsi" w:cstheme="minorBidi"/>
+          <w:kern w:val="2"/>
+          <w14:ligatures w14:val="standardContextual"/>
+        </w:rPr>
+      </w:pPr>
+      <w:r>
+        <w:rPr>
+          <w:rFonts w:asciiTheme="minorHAnsi" w:eastAsiaTheme="minorEastAsia" w:hAnsiTheme="minorHAnsi" w:cstheme="minorBidi"/>
+          <w:kern w:val="2"/>
+          <w14:ligatures w14:val="standardContextual"/>
+        </w:rPr>
+        <w:lastRenderedPageBreak/>
+        <w:t>Reducer: two options:</w:t>
+      </w:r>
+    </w:p>
+    <w:p>
+      <w:pPr>
+        <w:pStyle w:val="NormalWeb"/>
+        <w:numPr>
+          <w:ilvl w:val="0"/>
+          <w:numId w:val="4"/>
+        </w:numPr>
+        <w:rPr>
+          <w:rFonts w:asciiTheme="minorHAnsi" w:eastAsiaTheme="minorEastAsia" w:hAnsiTheme="minorHAnsi" w:cstheme="minorBidi"/>
+          <w:kern w:val="2"/>
+          <w14:ligatures w14:val="standardContextual"/>
+        </w:rPr>
+      </w:pPr>
+      <w:r>
+        <w:rPr>
+          <w:rFonts w:asciiTheme="minorHAnsi" w:eastAsiaTheme="minorEastAsia" w:hAnsiTheme="minorHAnsi" w:cstheme="minorBidi"/>
+          <w:kern w:val="2"/>
+          <w14:ligatures w14:val="standardContextual"/>
+        </w:rPr>
+        <w:t xml:space="preserve">Single reducer reads 100 JSONs (works for small/medium </w:t>
+      </w:r>
+      <w:proofErr w:type="gramStart"/>
+      <w:r>
+        <w:rPr>
+          <w:rFonts w:asciiTheme="minorHAnsi" w:eastAsiaTheme="minorEastAsia" w:hAnsiTheme="minorHAnsi" w:cstheme="minorBidi"/>
+          <w:kern w:val="2"/>
+          <w14:ligatures w14:val="standardContextual"/>
+        </w:rPr>
+        <w:t>outputs,</w:t>
+      </w:r>
+      <w:r>
+        <w:rPr>
+          <w:rFonts w:asciiTheme="minorHAnsi" w:eastAsiaTheme="minorEastAsia" w:hAnsiTheme="minorHAnsi" w:cstheme="minorBidi"/>
+          <w:kern w:val="2"/>
+          <w14:ligatures w14:val="standardContextual"/>
+        </w:rPr>
+        <w:t xml:space="preserve"> </w:t>
+      </w:r>
+      <w:r>
+        <w:rPr>
+          <w:rFonts w:asciiTheme="minorHAnsi" w:eastAsiaTheme="minorEastAsia" w:hAnsiTheme="minorHAnsi" w:cstheme="minorBidi"/>
+          <w:kern w:val="2"/>
+          <w14:ligatures w14:val="standardContextual"/>
+        </w:rPr>
+        <w:t>but</w:t>
+      </w:r>
+      <w:proofErr w:type="gramEnd"/>
+      <w:r>
+        <w:rPr>
+          <w:rFonts w:asciiTheme="minorHAnsi" w:eastAsiaTheme="minorEastAsia" w:hAnsiTheme="minorHAnsi" w:cstheme="minorBidi"/>
+          <w:kern w:val="2"/>
+          <w14:ligatures w14:val="standardContextual"/>
+        </w:rPr>
+        <w:t xml:space="preserve"> may become a bottleneck).</w:t>
+      </w:r>
+    </w:p>
+    <w:p>
+      <w:pPr>
+        <w:pStyle w:val="NormalWeb"/>
+        <w:numPr>
+          <w:ilvl w:val="0"/>
+          <w:numId w:val="4"/>
+        </w:numPr>
+        <w:rPr>
+          <w:rFonts w:asciiTheme="minorHAnsi" w:eastAsiaTheme="minorEastAsia" w:hAnsiTheme="minorHAnsi" w:cstheme="minorBidi"/>
+          <w:kern w:val="2"/>
+          <w14:ligatures w14:val="standardContextual"/>
+        </w:rPr>
+      </w:pPr>
+      <w:r>
+        <w:rPr>
+          <w:rFonts w:asciiTheme="minorHAnsi" w:eastAsiaTheme="minorEastAsia" w:hAnsiTheme="minorHAnsi" w:cstheme="minorBidi"/>
+          <w:kern w:val="2"/>
+          <w14:ligatures w14:val="standardContextual"/>
+        </w:rPr>
+        <w:t>Tree reduction (multi-stage reduce): reduce in batches (e.g., 100 → 10 → 1). This is how you avoid reducer bottleneck at scale.</w:t>
+      </w:r>
+    </w:p>
+    <w:p>
+      <w:pPr>
+        <w:pStyle w:val="NormalWeb"/>
+        <w:rPr>
+          <w:rFonts w:asciiTheme="minorHAnsi" w:eastAsiaTheme="minorEastAsia" w:hAnsiTheme="minorHAnsi" w:cstheme="minorBidi"/>
+          <w:kern w:val="2"/>
+          <w14:ligatures w14:val="standardContextual"/>
+        </w:rPr>
+      </w:pPr>
+      <w:r>
+        <w:rPr>
+          <w:rFonts w:asciiTheme="minorHAnsi" w:eastAsiaTheme="minorEastAsia" w:hAnsiTheme="minorHAnsi" w:cstheme="minorBidi"/>
+          <w:kern w:val="2"/>
+          <w14:ligatures w14:val="standardContextual"/>
+        </w:rPr>
+        <w:t>Main bottlenecks when scaling:</w:t>
+      </w:r>
+    </w:p>
+    <w:p>
+      <w:pPr>
+        <w:pStyle w:val="NormalWeb"/>
+        <w:numPr>
+          <w:ilvl w:val="0"/>
+          <w:numId w:val="4"/>
+        </w:numPr>
+        <w:rPr>
+          <w:rFonts w:asciiTheme="minorHAnsi" w:eastAsiaTheme="minorEastAsia" w:hAnsiTheme="minorHAnsi" w:cstheme="minorBidi"/>
+          <w:kern w:val="2"/>
+          <w14:ligatures w14:val="standardContextual"/>
+        </w:rPr>
+      </w:pPr>
+      <w:r>
+        <w:rPr>
+          <w:rFonts w:asciiTheme="minorHAnsi" w:eastAsiaTheme="minorEastAsia" w:hAnsiTheme="minorHAnsi" w:cstheme="minorBidi"/>
+          <w:kern w:val="2"/>
+          <w14:ligatures w14:val="standardContextual"/>
+        </w:rPr>
+        <w:t>ECS task startup overhead (100 tasks can add latency).</w:t>
+      </w:r>
+    </w:p>
+    <w:p>
+      <w:pPr>
+        <w:pStyle w:val="NormalWeb"/>
+        <w:numPr>
+          <w:ilvl w:val="0"/>
+          <w:numId w:val="4"/>
+        </w:numPr>
+        <w:rPr>
+          <w:rFonts w:asciiTheme="minorHAnsi" w:eastAsiaTheme="minorEastAsia" w:hAnsiTheme="minorHAnsi" w:cstheme="minorBidi"/>
+          <w:kern w:val="2"/>
+          <w14:ligatures w14:val="standardContextual"/>
+        </w:rPr>
+      </w:pPr>
+      <w:r>
+        <w:rPr>
+          <w:rFonts w:asciiTheme="minorHAnsi" w:eastAsiaTheme="minorEastAsia" w:hAnsiTheme="minorHAnsi" w:cstheme="minorBidi"/>
+          <w:kern w:val="2"/>
+          <w14:ligatures w14:val="standardContextual"/>
+        </w:rPr>
+        <w:t>S3 request/I/O limits.</w:t>
+      </w:r>
+    </w:p>
+    <w:p>
+      <w:pPr>
+        <w:pStyle w:val="NormalWeb"/>
+        <w:numPr>
+          <w:ilvl w:val="0"/>
+          <w:numId w:val="4"/>
+        </w:numPr>
+        <w:rPr>
+          <w:rFonts w:asciiTheme="minorHAnsi" w:eastAsiaTheme="minorEastAsia" w:hAnsiTheme="minorHAnsi" w:cstheme="minorBidi"/>
+          <w:kern w:val="2"/>
+          <w14:ligatures w14:val="standardContextual"/>
+        </w:rPr>
+      </w:pPr>
+      <w:r>
+        <w:rPr>
+          <w:rFonts w:asciiTheme="minorHAnsi" w:eastAsiaTheme="minorEastAsia" w:hAnsiTheme="minorHAnsi" w:cstheme="minorBidi"/>
+          <w:kern w:val="2"/>
+          <w14:ligatures w14:val="standardContextual"/>
+        </w:rPr>
+        <w:t>reducer becomes bottleneck unless we do multi-stage reduction.</w:t>
+      </w:r>
+    </w:p>
+    <w:p>
+      <w:pPr>
+        <w:pStyle w:val="Heading2"/>
+        <w:rPr>
+          <w:rFonts w:asciiTheme="minorHAnsi" w:eastAsiaTheme="minorEastAsia" w:hAnsiTheme="minorHAnsi" w:cstheme="minorBidi"/>
+          <w:kern w:val="2"/>
+          <w:sz w:val="24"/>
+          <w:szCs w:val="24"/>
+          <w14:ligatures w14:val="standardContextual"/>
+        </w:rPr>
+      </w:pPr>
+    </w:p>
+    <w:p>
+      <w:pPr>
+        <w:pStyle w:val="Heading2"/>
+        <w:rPr>
+          <w:rFonts w:asciiTheme="minorHAnsi" w:eastAsiaTheme="minorEastAsia" w:hAnsiTheme="minorHAnsi" w:cstheme="minorBidi"/>
+          <w:kern w:val="2"/>
+          <w:sz w:val="24"/>
+          <w:szCs w:val="24"/>
+          <w14:ligatures w14:val="standardContextual"/>
+        </w:rPr>
+      </w:pPr>
+      <w:r>
+        <w:rPr>
+          <w:rFonts w:asciiTheme="minorHAnsi" w:eastAsiaTheme="minorEastAsia" w:hAnsiTheme="minorHAnsi" w:cstheme="minorBidi"/>
+          <w:kern w:val="2"/>
+          <w:sz w:val="24"/>
+          <w:szCs w:val="24"/>
+          <w14:ligatures w14:val="standardContextual"/>
+        </w:rPr>
+        <w:t>3) What was challenging about coordinating tasks manually?</w:t>
+      </w:r>
+    </w:p>
+    <w:p>
+      <w:pPr>
+        <w:pStyle w:val="NormalWeb"/>
+        <w:rPr>
+          <w:rFonts w:asciiTheme="minorHAnsi" w:eastAsiaTheme="minorEastAsia" w:hAnsiTheme="minorHAnsi" w:cstheme="minorBidi"/>
+          <w:kern w:val="2"/>
+          <w14:ligatures w14:val="standardContextual"/>
+        </w:rPr>
+      </w:pPr>
+      <w:r>
+        <w:rPr>
+          <w:rFonts w:asciiTheme="minorHAnsi" w:eastAsiaTheme="minorEastAsia" w:hAnsiTheme="minorHAnsi" w:cstheme="minorBidi"/>
+          <w:kern w:val="2"/>
+          <w14:ligatures w14:val="standardContextual"/>
+        </w:rPr>
+        <w:t>Manual coordination is doable for 3 mappers, but it becomes painful quickly. The main challenges were:</w:t>
+      </w:r>
+    </w:p>
+    <w:p>
+      <w:pPr>
+        <w:pStyle w:val="NormalWeb"/>
+        <w:numPr>
+          <w:ilvl w:val="0"/>
+          <w:numId w:val="4"/>
+        </w:numPr>
+        <w:rPr>
+          <w:rFonts w:asciiTheme="minorHAnsi" w:eastAsiaTheme="minorEastAsia" w:hAnsiTheme="minorHAnsi" w:cstheme="minorBidi"/>
+          <w:kern w:val="2"/>
+          <w14:ligatures w14:val="standardContextual"/>
+        </w:rPr>
+      </w:pPr>
+      <w:r>
+        <w:rPr>
+          <w:rFonts w:asciiTheme="minorHAnsi" w:eastAsiaTheme="minorEastAsia" w:hAnsiTheme="minorHAnsi" w:cstheme="minorBidi"/>
+          <w:kern w:val="2"/>
+          <w14:ligatures w14:val="standardContextual"/>
+        </w:rPr>
+        <w:t>racking IP addresses: each ECS task gets a different public IP, so I had to copy/paste and manage them manually.</w:t>
+      </w:r>
+    </w:p>
+    <w:p>
+      <w:pPr>
+        <w:pStyle w:val="NormalWeb"/>
+        <w:numPr>
+          <w:ilvl w:val="0"/>
+          <w:numId w:val="4"/>
+        </w:numPr>
+        <w:rPr>
+          <w:rFonts w:asciiTheme="minorHAnsi" w:eastAsiaTheme="minorEastAsia" w:hAnsiTheme="minorHAnsi" w:cstheme="minorBidi"/>
+          <w:kern w:val="2"/>
+          <w14:ligatures w14:val="standardContextual"/>
+        </w:rPr>
+      </w:pPr>
+      <w:r>
+        <w:rPr>
+          <w:rFonts w:asciiTheme="minorHAnsi" w:eastAsiaTheme="minorEastAsia" w:hAnsiTheme="minorHAnsi" w:cstheme="minorBidi"/>
+          <w:kern w:val="2"/>
+          <w14:ligatures w14:val="standardContextual"/>
+        </w:rPr>
+        <w:t>Passing outputs between stages: I had to manually collect:</w:t>
+      </w:r>
+    </w:p>
+    <w:p>
+      <w:pPr>
+        <w:pStyle w:val="NormalWeb"/>
+        <w:numPr>
+          <w:ilvl w:val="1"/>
+          <w:numId w:val="4"/>
+        </w:numPr>
+        <w:rPr>
+          <w:rFonts w:asciiTheme="minorHAnsi" w:eastAsiaTheme="minorEastAsia" w:hAnsiTheme="minorHAnsi" w:cstheme="minorBidi"/>
+          <w:kern w:val="2"/>
+          <w14:ligatures w14:val="standardContextual"/>
+        </w:rPr>
+      </w:pPr>
+      <w:r>
+        <w:rPr>
+          <w:rFonts w:asciiTheme="minorHAnsi" w:eastAsiaTheme="minorEastAsia" w:hAnsiTheme="minorHAnsi" w:cstheme="minorBidi"/>
+          <w:kern w:val="2"/>
+          <w14:ligatures w14:val="standardContextual"/>
+        </w:rPr>
+        <w:t>chunk URIs from splitter,</w:t>
+      </w:r>
+    </w:p>
+    <w:p>
+      <w:pPr>
+        <w:pStyle w:val="NormalWeb"/>
+        <w:numPr>
+          <w:ilvl w:val="1"/>
+          <w:numId w:val="4"/>
+        </w:numPr>
+        <w:rPr>
+          <w:rFonts w:asciiTheme="minorHAnsi" w:eastAsiaTheme="minorEastAsia" w:hAnsiTheme="minorHAnsi" w:cstheme="minorBidi"/>
+          <w:kern w:val="2"/>
+          <w14:ligatures w14:val="standardContextual"/>
+        </w:rPr>
+      </w:pPr>
+      <w:r>
+        <w:rPr>
+          <w:rFonts w:asciiTheme="minorHAnsi" w:eastAsiaTheme="minorEastAsia" w:hAnsiTheme="minorHAnsi" w:cstheme="minorBidi"/>
+          <w:kern w:val="2"/>
+          <w14:ligatures w14:val="standardContextual"/>
+        </w:rPr>
+        <w:t>map outputs from each mapper,</w:t>
+      </w:r>
+    </w:p>
+    <w:p>
+      <w:pPr>
+        <w:pStyle w:val="NormalWeb"/>
+        <w:numPr>
+          <w:ilvl w:val="1"/>
+          <w:numId w:val="4"/>
+        </w:numPr>
+        <w:rPr>
+          <w:rFonts w:asciiTheme="minorHAnsi" w:eastAsiaTheme="minorEastAsia" w:hAnsiTheme="minorHAnsi" w:cstheme="minorBidi"/>
+          <w:kern w:val="2"/>
+          <w14:ligatures w14:val="standardContextual"/>
+        </w:rPr>
+      </w:pPr>
+      <w:r>
+        <w:rPr>
+          <w:rFonts w:asciiTheme="minorHAnsi" w:eastAsiaTheme="minorEastAsia" w:hAnsiTheme="minorHAnsi" w:cstheme="minorBidi"/>
+          <w:kern w:val="2"/>
+          <w14:ligatures w14:val="standardContextual"/>
+        </w:rPr>
+        <w:t xml:space="preserve">then build the reducer </w:t>
+      </w:r>
+      <w:proofErr w:type="spellStart"/>
+      <w:r>
+        <w:rPr>
+          <w:rFonts w:asciiTheme="minorHAnsi" w:eastAsiaTheme="minorEastAsia" w:hAnsiTheme="minorHAnsi" w:cstheme="minorBidi"/>
+          <w:kern w:val="2"/>
+          <w14:ligatures w14:val="standardContextual"/>
+        </w:rPr>
+        <w:t>map_uris</w:t>
+      </w:r>
+      <w:proofErr w:type="spellEnd"/>
+      <w:r>
+        <w:rPr>
+          <w:rFonts w:asciiTheme="minorHAnsi" w:eastAsiaTheme="minorEastAsia" w:hAnsiTheme="minorHAnsi" w:cstheme="minorBidi"/>
+          <w:kern w:val="2"/>
+          <w14:ligatures w14:val="standardContextual"/>
+        </w:rPr>
+        <w:t xml:space="preserve"> parameter correctly.</w:t>
+      </w:r>
+    </w:p>
+    <w:p>
+      <w:pPr>
+        <w:pStyle w:val="NormalWeb"/>
+        <w:numPr>
+          <w:ilvl w:val="0"/>
+          <w:numId w:val="4"/>
+        </w:numPr>
+        <w:rPr>
+          <w:rFonts w:asciiTheme="minorHAnsi" w:eastAsiaTheme="minorEastAsia" w:hAnsiTheme="minorHAnsi" w:cstheme="minorBidi"/>
+          <w:kern w:val="2"/>
+          <w14:ligatures w14:val="standardContextual"/>
+        </w:rPr>
+      </w:pPr>
+      <w:r>
+        <w:rPr>
+          <w:rFonts w:asciiTheme="minorHAnsi" w:eastAsiaTheme="minorEastAsia" w:hAnsiTheme="minorHAnsi" w:cstheme="minorBidi"/>
+          <w:kern w:val="2"/>
+          <w14:ligatures w14:val="standardContextual"/>
+        </w:rPr>
+        <w:t xml:space="preserve">Race conditions / timing issues: tasks may not be ready when I send requests (service </w:t>
+      </w:r>
+      <w:proofErr w:type="gramStart"/>
+      <w:r>
+        <w:rPr>
+          <w:rFonts w:asciiTheme="minorHAnsi" w:eastAsiaTheme="minorEastAsia" w:hAnsiTheme="minorHAnsi" w:cstheme="minorBidi"/>
+          <w:kern w:val="2"/>
+          <w14:ligatures w14:val="standardContextual"/>
+        </w:rPr>
+        <w:t>not up yet,</w:t>
+      </w:r>
+      <w:proofErr w:type="gramEnd"/>
+      <w:r>
+        <w:rPr>
+          <w:rFonts w:asciiTheme="minorHAnsi" w:eastAsiaTheme="minorEastAsia" w:hAnsiTheme="minorHAnsi" w:cstheme="minorBidi"/>
+          <w:kern w:val="2"/>
+          <w14:ligatures w14:val="standardContextual"/>
+        </w:rPr>
+        <w:t xml:space="preserve"> security group not correct).</w:t>
+      </w:r>
+    </w:p>
+    <w:p>
+      <w:pPr>
+        <w:pStyle w:val="NormalWeb"/>
+        <w:numPr>
+          <w:ilvl w:val="0"/>
+          <w:numId w:val="4"/>
+        </w:numPr>
+        <w:rPr>
+          <w:rFonts w:asciiTheme="minorHAnsi" w:eastAsiaTheme="minorEastAsia" w:hAnsiTheme="minorHAnsi" w:cstheme="minorBidi"/>
+          <w:kern w:val="2"/>
+          <w14:ligatures w14:val="standardContextual"/>
+        </w:rPr>
+      </w:pPr>
+      <w:r>
+        <w:rPr>
+          <w:rFonts w:asciiTheme="minorHAnsi" w:eastAsiaTheme="minorEastAsia" w:hAnsiTheme="minorHAnsi" w:cstheme="minorBidi"/>
+          <w:kern w:val="2"/>
+          <w14:ligatures w14:val="standardContextual"/>
+        </w:rPr>
+        <w:t>Failure handling: if a task fails, I must detect it manually, re-run it, and update the reducer input list.</w:t>
+      </w:r>
+    </w:p>
+    <w:p>
+      <w:pPr>
+        <w:pStyle w:val="NormalWeb"/>
+        <w:numPr>
+          <w:ilvl w:val="0"/>
+          <w:numId w:val="4"/>
+        </w:numPr>
+        <w:rPr>
+          <w:rFonts w:asciiTheme="minorHAnsi" w:eastAsiaTheme="minorEastAsia" w:hAnsiTheme="minorHAnsi" w:cstheme="minorBidi"/>
+          <w:kern w:val="2"/>
+          <w14:ligatures w14:val="standardContextual"/>
+        </w:rPr>
+      </w:pPr>
+      <w:r>
+        <w:rPr>
+          <w:rFonts w:asciiTheme="minorHAnsi" w:eastAsiaTheme="minorEastAsia" w:hAnsiTheme="minorHAnsi" w:cstheme="minorBidi"/>
+          <w:kern w:val="2"/>
+          <w14:ligatures w14:val="standardContextual"/>
+        </w:rPr>
+        <w:t>Reproducibility: manual steps are easy to make mistakes (wrong chunk to wrong mapper, missing one output, typo in URL).</w:t>
+      </w:r>
+    </w:p>
+    <w:p>
+      <w:pPr>
+        <w:pStyle w:val="NormalWeb"/>
+        <w:rPr>
+          <w:rFonts w:asciiTheme="minorHAnsi" w:eastAsiaTheme="minorEastAsia" w:hAnsiTheme="minorHAnsi" w:cstheme="minorBidi"/>
+          <w:kern w:val="2"/>
+          <w14:ligatures w14:val="standardContextual"/>
+        </w:rPr>
+      </w:pPr>
+    </w:p>
+    <w:p>
+      <w:pPr>
+        <w:rPr>
+          <w:rFonts w:hint="eastAsia"/>
+        </w:rPr>
+      </w:pPr>
+    </w:p>
     <w:sectPr>
       <w:pgSz w:w="12240" w:h="15840"/>
       <w:pgMar w:top="1440" w:right="1440" w:bottom="1440" w:left="1440" w:header="720" w:footer="720" w:gutter="0"/>
@@ -1224,6 +2507,119 @@
     </w:lvl>
   </w:abstractNum>
   <w:abstractNum w:abstractNumId="1" w15:restartNumberingAfterBreak="0">
+    <w:nsid w:val="19407508"/>
+    <w:multiLevelType w:val="hybridMultilevel"/>
+    <w:tmpl w:val="E210337A"/>
+    <w:lvl w:ilvl="0" w:tplc="F620EDBC">
+      <w:start w:val="1"/>
+      <w:numFmt w:val="bullet"/>
+      <w:lvlText w:val="-"/>
+      <w:lvlJc w:val="left"/>
+      <w:pPr>
+        <w:ind w:left="1080" w:hanging="360"/>
+      </w:pPr>
+      <w:rPr>
+        <w:rFonts w:ascii="Calibri" w:eastAsiaTheme="minorEastAsia" w:hAnsi="Calibri" w:cs="Calibri" w:hint="default"/>
+      </w:rPr>
+    </w:lvl>
+    <w:lvl w:ilvl="1" w:tplc="04090003">
+      <w:start w:val="1"/>
+      <w:numFmt w:val="bullet"/>
+      <w:lvlText w:val="o"/>
+      <w:lvlJc w:val="left"/>
+      <w:pPr>
+        <w:ind w:left="1800" w:hanging="360"/>
+      </w:pPr>
+      <w:rPr>
+        <w:rFonts w:ascii="Courier New" w:hAnsi="Courier New" w:cs="Courier New" w:hint="default"/>
+      </w:rPr>
+    </w:lvl>
+    <w:lvl w:ilvl="2" w:tplc="04090005" w:tentative="1">
+      <w:start w:val="1"/>
+      <w:numFmt w:val="bullet"/>
+      <w:lvlText w:val=""/>
+      <w:lvlJc w:val="left"/>
+      <w:pPr>
+        <w:ind w:left="2520" w:hanging="360"/>
+      </w:pPr>
+      <w:rPr>
+        <w:rFonts w:ascii="Wingdings" w:hAnsi="Wingdings" w:hint="default"/>
+      </w:rPr>
+    </w:lvl>
+    <w:lvl w:ilvl="3" w:tplc="04090001" w:tentative="1">
+      <w:start w:val="1"/>
+      <w:numFmt w:val="bullet"/>
+      <w:lvlText w:val=""/>
+      <w:lvlJc w:val="left"/>
+      <w:pPr>
+        <w:ind w:left="3240" w:hanging="360"/>
+      </w:pPr>
+      <w:rPr>
+        <w:rFonts w:ascii="Symbol" w:hAnsi="Symbol" w:hint="default"/>
+      </w:rPr>
+    </w:lvl>
+    <w:lvl w:ilvl="4" w:tplc="04090003" w:tentative="1">
+      <w:start w:val="1"/>
+      <w:numFmt w:val="bullet"/>
+      <w:lvlText w:val="o"/>
+      <w:lvlJc w:val="left"/>
+      <w:pPr>
+        <w:ind w:left="3960" w:hanging="360"/>
+      </w:pPr>
+      <w:rPr>
+        <w:rFonts w:ascii="Courier New" w:hAnsi="Courier New" w:cs="Courier New" w:hint="default"/>
+      </w:rPr>
+    </w:lvl>
+    <w:lvl w:ilvl="5" w:tplc="04090005" w:tentative="1">
+      <w:start w:val="1"/>
+      <w:numFmt w:val="bullet"/>
+      <w:lvlText w:val=""/>
+      <w:lvlJc w:val="left"/>
+      <w:pPr>
+        <w:ind w:left="4680" w:hanging="360"/>
+      </w:pPr>
+      <w:rPr>
+        <w:rFonts w:ascii="Wingdings" w:hAnsi="Wingdings" w:hint="default"/>
+      </w:rPr>
+    </w:lvl>
+    <w:lvl w:ilvl="6" w:tplc="04090001" w:tentative="1">
+      <w:start w:val="1"/>
+      <w:numFmt w:val="bullet"/>
+      <w:lvlText w:val=""/>
+      <w:lvlJc w:val="left"/>
+      <w:pPr>
+        <w:ind w:left="5400" w:hanging="360"/>
+      </w:pPr>
+      <w:rPr>
+        <w:rFonts w:ascii="Symbol" w:hAnsi="Symbol" w:hint="default"/>
+      </w:rPr>
+    </w:lvl>
+    <w:lvl w:ilvl="7" w:tplc="04090003" w:tentative="1">
+      <w:start w:val="1"/>
+      <w:numFmt w:val="bullet"/>
+      <w:lvlText w:val="o"/>
+      <w:lvlJc w:val="left"/>
+      <w:pPr>
+        <w:ind w:left="6120" w:hanging="360"/>
+      </w:pPr>
+      <w:rPr>
+        <w:rFonts w:ascii="Courier New" w:hAnsi="Courier New" w:cs="Courier New" w:hint="default"/>
+      </w:rPr>
+    </w:lvl>
+    <w:lvl w:ilvl="8" w:tplc="04090005" w:tentative="1">
+      <w:start w:val="1"/>
+      <w:numFmt w:val="bullet"/>
+      <w:lvlText w:val=""/>
+      <w:lvlJc w:val="left"/>
+      <w:pPr>
+        <w:ind w:left="6840" w:hanging="360"/>
+      </w:pPr>
+      <w:rPr>
+        <w:rFonts w:ascii="Wingdings" w:hAnsi="Wingdings" w:hint="default"/>
+      </w:rPr>
+    </w:lvl>
+  </w:abstractNum>
+  <w:abstractNum w:abstractNumId="2" w15:restartNumberingAfterBreak="0">
     <w:nsid w:val="1BF94425"/>
     <w:multiLevelType w:val="multilevel"/>
     <w:tmpl w:val="0A2CA32E"/>
@@ -1372,7 +2768,156 @@
       </w:rPr>
     </w:lvl>
   </w:abstractNum>
-  <w:abstractNum w:abstractNumId="2" w15:restartNumberingAfterBreak="0">
+  <w:abstractNum w:abstractNumId="3" w15:restartNumberingAfterBreak="0">
+    <w:nsid w:val="22CD45B1"/>
+    <w:multiLevelType w:val="multilevel"/>
+    <w:tmpl w:val="A664BC0A"/>
+    <w:lvl w:ilvl="0">
+      <w:start w:val="1"/>
+      <w:numFmt w:val="bullet"/>
+      <w:lvlText w:val=""/>
+      <w:lvlJc w:val="left"/>
+      <w:pPr>
+        <w:tabs>
+          <w:tab w:val="num" w:pos="720"/>
+        </w:tabs>
+        <w:ind w:left="720" w:hanging="360"/>
+      </w:pPr>
+      <w:rPr>
+        <w:rFonts w:ascii="Symbol" w:hAnsi="Symbol" w:hint="default"/>
+        <w:sz w:val="20"/>
+      </w:rPr>
+    </w:lvl>
+    <w:lvl w:ilvl="1" w:tentative="1">
+      <w:start w:val="1"/>
+      <w:numFmt w:val="bullet"/>
+      <w:lvlText w:val="o"/>
+      <w:lvlJc w:val="left"/>
+      <w:pPr>
+        <w:tabs>
+          <w:tab w:val="num" w:pos="1440"/>
+        </w:tabs>
+        <w:ind w:left="1440" w:hanging="360"/>
+      </w:pPr>
+      <w:rPr>
+        <w:rFonts w:ascii="Courier New" w:hAnsi="Courier New" w:hint="default"/>
+        <w:sz w:val="20"/>
+      </w:rPr>
+    </w:lvl>
+    <w:lvl w:ilvl="2" w:tentative="1">
+      <w:start w:val="1"/>
+      <w:numFmt w:val="bullet"/>
+      <w:lvlText w:val=""/>
+      <w:lvlJc w:val="left"/>
+      <w:pPr>
+        <w:tabs>
+          <w:tab w:val="num" w:pos="2160"/>
+        </w:tabs>
+        <w:ind w:left="2160" w:hanging="360"/>
+      </w:pPr>
+      <w:rPr>
+        <w:rFonts w:ascii="Wingdings" w:hAnsi="Wingdings" w:hint="default"/>
+        <w:sz w:val="20"/>
+      </w:rPr>
+    </w:lvl>
+    <w:lvl w:ilvl="3" w:tentative="1">
+      <w:start w:val="1"/>
+      <w:numFmt w:val="bullet"/>
+      <w:lvlText w:val=""/>
+      <w:lvlJc w:val="left"/>
+      <w:pPr>
+        <w:tabs>
+          <w:tab w:val="num" w:pos="2880"/>
+        </w:tabs>
+        <w:ind w:left="2880" w:hanging="360"/>
+      </w:pPr>
+      <w:rPr>
+        <w:rFonts w:ascii="Wingdings" w:hAnsi="Wingdings" w:hint="default"/>
+        <w:sz w:val="20"/>
+      </w:rPr>
+    </w:lvl>
+    <w:lvl w:ilvl="4" w:tentative="1">
+      <w:start w:val="1"/>
+      <w:numFmt w:val="bullet"/>
+      <w:lvlText w:val=""/>
+      <w:lvlJc w:val="left"/>
+      <w:pPr>
+        <w:tabs>
+          <w:tab w:val="num" w:pos="3600"/>
+        </w:tabs>
+        <w:ind w:left="3600" w:hanging="360"/>
+      </w:pPr>
+      <w:rPr>
+        <w:rFonts w:ascii="Wingdings" w:hAnsi="Wingdings" w:hint="default"/>
+        <w:sz w:val="20"/>
+      </w:rPr>
+    </w:lvl>
+    <w:lvl w:ilvl="5" w:tentative="1">
+      <w:start w:val="1"/>
+      <w:numFmt w:val="bullet"/>
+      <w:lvlText w:val=""/>
+      <w:lvlJc w:val="left"/>
+      <w:pPr>
+        <w:tabs>
+          <w:tab w:val="num" w:pos="4320"/>
+        </w:tabs>
+        <w:ind w:left="4320" w:hanging="360"/>
+      </w:pPr>
+      <w:rPr>
+        <w:rFonts w:ascii="Wingdings" w:hAnsi="Wingdings" w:hint="default"/>
+        <w:sz w:val="20"/>
+      </w:rPr>
+    </w:lvl>
+    <w:lvl w:ilvl="6" w:tentative="1">
+      <w:start w:val="1"/>
+      <w:numFmt w:val="bullet"/>
+      <w:lvlText w:val=""/>
+      <w:lvlJc w:val="left"/>
+      <w:pPr>
+        <w:tabs>
+          <w:tab w:val="num" w:pos="5040"/>
+        </w:tabs>
+        <w:ind w:left="5040" w:hanging="360"/>
+      </w:pPr>
+      <w:rPr>
+        <w:rFonts w:ascii="Wingdings" w:hAnsi="Wingdings" w:hint="default"/>
+        <w:sz w:val="20"/>
+      </w:rPr>
+    </w:lvl>
+    <w:lvl w:ilvl="7" w:tentative="1">
+      <w:start w:val="1"/>
+      <w:numFmt w:val="bullet"/>
+      <w:lvlText w:val=""/>
+      <w:lvlJc w:val="left"/>
+      <w:pPr>
+        <w:tabs>
+          <w:tab w:val="num" w:pos="5760"/>
+        </w:tabs>
+        <w:ind w:left="5760" w:hanging="360"/>
+      </w:pPr>
+      <w:rPr>
+        <w:rFonts w:ascii="Wingdings" w:hAnsi="Wingdings" w:hint="default"/>
+        <w:sz w:val="20"/>
+      </w:rPr>
+    </w:lvl>
+    <w:lvl w:ilvl="8" w:tentative="1">
+      <w:start w:val="1"/>
+      <w:numFmt w:val="bullet"/>
+      <w:lvlText w:val=""/>
+      <w:lvlJc w:val="left"/>
+      <w:pPr>
+        <w:tabs>
+          <w:tab w:val="num" w:pos="6480"/>
+        </w:tabs>
+        <w:ind w:left="6480" w:hanging="360"/>
+      </w:pPr>
+      <w:rPr>
+        <w:rFonts w:ascii="Wingdings" w:hAnsi="Wingdings" w:hint="default"/>
+        <w:sz w:val="20"/>
+      </w:rPr>
+    </w:lvl>
+  </w:abstractNum>
+  <w:abstractNum w:abstractNumId="4" w15:restartNumberingAfterBreak="0">
     <w:nsid w:val="59D46ACA"/>
     <w:multiLevelType w:val="multilevel"/>
     <w:tmpl w:val="1640EB74"/>
@@ -1393,6 +2938,304 @@
       </w:rPr>
     </w:lvl>
     <w:lvl w:ilvl="1" w:tentative="1">
+      <w:start w:val="1"/>
+      <w:numFmt w:val="bullet"/>
+      <w:lvlText w:val="o"/>
+      <w:lvlJc w:val="left"/>
+      <w:pPr>
+        <w:tabs>
+          <w:tab w:val="num" w:pos="1440"/>
+        </w:tabs>
+        <w:ind w:left="1440" w:hanging="360"/>
+      </w:pPr>
+      <w:rPr>
+        <w:rFonts w:ascii="Courier New" w:hAnsi="Courier New" w:hint="default"/>
+        <w:sz w:val="20"/>
+      </w:rPr>
+    </w:lvl>
+    <w:lvl w:ilvl="2" w:tentative="1">
+      <w:start w:val="1"/>
+      <w:numFmt w:val="bullet"/>
+      <w:lvlText w:val=""/>
+      <w:lvlJc w:val="left"/>
+      <w:pPr>
+        <w:tabs>
+          <w:tab w:val="num" w:pos="2160"/>
+        </w:tabs>
+        <w:ind w:left="2160" w:hanging="360"/>
+      </w:pPr>
+      <w:rPr>
+        <w:rFonts w:ascii="Wingdings" w:hAnsi="Wingdings" w:hint="default"/>
+        <w:sz w:val="20"/>
+      </w:rPr>
+    </w:lvl>
+    <w:lvl w:ilvl="3" w:tentative="1">
+      <w:start w:val="1"/>
+      <w:numFmt w:val="bullet"/>
+      <w:lvlText w:val=""/>
+      <w:lvlJc w:val="left"/>
+      <w:pPr>
+        <w:tabs>
+          <w:tab w:val="num" w:pos="2880"/>
+        </w:tabs>
+        <w:ind w:left="2880" w:hanging="360"/>
+      </w:pPr>
+      <w:rPr>
+        <w:rFonts w:ascii="Wingdings" w:hAnsi="Wingdings" w:hint="default"/>
+        <w:sz w:val="20"/>
+      </w:rPr>
+    </w:lvl>
+    <w:lvl w:ilvl="4" w:tentative="1">
+      <w:start w:val="1"/>
+      <w:numFmt w:val="bullet"/>
+      <w:lvlText w:val=""/>
+      <w:lvlJc w:val="left"/>
+      <w:pPr>
+        <w:tabs>
+          <w:tab w:val="num" w:pos="3600"/>
+        </w:tabs>
+        <w:ind w:left="3600" w:hanging="360"/>
+      </w:pPr>
+      <w:rPr>
+        <w:rFonts w:ascii="Wingdings" w:hAnsi="Wingdings" w:hint="default"/>
+        <w:sz w:val="20"/>
+      </w:rPr>
+    </w:lvl>
+    <w:lvl w:ilvl="5" w:tentative="1">
+      <w:start w:val="1"/>
+      <w:numFmt w:val="bullet"/>
+      <w:lvlText w:val=""/>
+      <w:lvlJc w:val="left"/>
+      <w:pPr>
+        <w:tabs>
+          <w:tab w:val="num" w:pos="4320"/>
+        </w:tabs>
+        <w:ind w:left="4320" w:hanging="360"/>
+      </w:pPr>
+      <w:rPr>
+        <w:rFonts w:ascii="Wingdings" w:hAnsi="Wingdings" w:hint="default"/>
+        <w:sz w:val="20"/>
+      </w:rPr>
+    </w:lvl>
+    <w:lvl w:ilvl="6" w:tentative="1">
+      <w:start w:val="1"/>
+      <w:numFmt w:val="bullet"/>
+      <w:lvlText w:val=""/>
+      <w:lvlJc w:val="left"/>
+      <w:pPr>
+        <w:tabs>
+          <w:tab w:val="num" w:pos="5040"/>
+        </w:tabs>
+        <w:ind w:left="5040" w:hanging="360"/>
+      </w:pPr>
+      <w:rPr>
+        <w:rFonts w:ascii="Wingdings" w:hAnsi="Wingdings" w:hint="default"/>
+        <w:sz w:val="20"/>
+      </w:rPr>
+    </w:lvl>
+    <w:lvl w:ilvl="7" w:tentative="1">
+      <w:start w:val="1"/>
+      <w:numFmt w:val="bullet"/>
+      <w:lvlText w:val=""/>
+      <w:lvlJc w:val="left"/>
+      <w:pPr>
+        <w:tabs>
+          <w:tab w:val="num" w:pos="5760"/>
+        </w:tabs>
+        <w:ind w:left="5760" w:hanging="360"/>
+      </w:pPr>
+      <w:rPr>
+        <w:rFonts w:ascii="Wingdings" w:hAnsi="Wingdings" w:hint="default"/>
+        <w:sz w:val="20"/>
+      </w:rPr>
+    </w:lvl>
+    <w:lvl w:ilvl="8" w:tentative="1">
+      <w:start w:val="1"/>
+      <w:numFmt w:val="bullet"/>
+      <w:lvlText w:val=""/>
+      <w:lvlJc w:val="left"/>
+      <w:pPr>
+        <w:tabs>
+          <w:tab w:val="num" w:pos="6480"/>
+        </w:tabs>
+        <w:ind w:left="6480" w:hanging="360"/>
+      </w:pPr>
+      <w:rPr>
+        <w:rFonts w:ascii="Wingdings" w:hAnsi="Wingdings" w:hint="default"/>
+        <w:sz w:val="20"/>
+      </w:rPr>
+    </w:lvl>
+  </w:abstractNum>
+  <w:abstractNum w:abstractNumId="5" w15:restartNumberingAfterBreak="0">
+    <w:nsid w:val="5BBA2667"/>
+    <w:multiLevelType w:val="multilevel"/>
+    <w:tmpl w:val="DAEE6B86"/>
+    <w:lvl w:ilvl="0">
+      <w:start w:val="1"/>
+      <w:numFmt w:val="bullet"/>
+      <w:lvlText w:val=""/>
+      <w:lvlJc w:val="left"/>
+      <w:pPr>
+        <w:tabs>
+          <w:tab w:val="num" w:pos="720"/>
+        </w:tabs>
+        <w:ind w:left="720" w:hanging="360"/>
+      </w:pPr>
+      <w:rPr>
+        <w:rFonts w:ascii="Symbol" w:hAnsi="Symbol" w:hint="default"/>
+        <w:sz w:val="20"/>
+      </w:rPr>
+    </w:lvl>
+    <w:lvl w:ilvl="1">
+      <w:start w:val="1"/>
+      <w:numFmt w:val="bullet"/>
+      <w:lvlText w:val="o"/>
+      <w:lvlJc w:val="left"/>
+      <w:pPr>
+        <w:tabs>
+          <w:tab w:val="num" w:pos="1440"/>
+        </w:tabs>
+        <w:ind w:left="1440" w:hanging="360"/>
+      </w:pPr>
+      <w:rPr>
+        <w:rFonts w:ascii="Courier New" w:hAnsi="Courier New" w:hint="default"/>
+        <w:sz w:val="20"/>
+      </w:rPr>
+    </w:lvl>
+    <w:lvl w:ilvl="2" w:tentative="1">
+      <w:start w:val="1"/>
+      <w:numFmt w:val="bullet"/>
+      <w:lvlText w:val=""/>
+      <w:lvlJc w:val="left"/>
+      <w:pPr>
+        <w:tabs>
+          <w:tab w:val="num" w:pos="2160"/>
+        </w:tabs>
+        <w:ind w:left="2160" w:hanging="360"/>
+      </w:pPr>
+      <w:rPr>
+        <w:rFonts w:ascii="Wingdings" w:hAnsi="Wingdings" w:hint="default"/>
+        <w:sz w:val="20"/>
+      </w:rPr>
+    </w:lvl>
+    <w:lvl w:ilvl="3" w:tentative="1">
+      <w:start w:val="1"/>
+      <w:numFmt w:val="bullet"/>
+      <w:lvlText w:val=""/>
+      <w:lvlJc w:val="left"/>
+      <w:pPr>
+        <w:tabs>
+          <w:tab w:val="num" w:pos="2880"/>
+        </w:tabs>
+        <w:ind w:left="2880" w:hanging="360"/>
+      </w:pPr>
+      <w:rPr>
+        <w:rFonts w:ascii="Wingdings" w:hAnsi="Wingdings" w:hint="default"/>
+        <w:sz w:val="20"/>
+      </w:rPr>
+    </w:lvl>
+    <w:lvl w:ilvl="4" w:tentative="1">
+      <w:start w:val="1"/>
+      <w:numFmt w:val="bullet"/>
+      <w:lvlText w:val=""/>
+      <w:lvlJc w:val="left"/>
+      <w:pPr>
+        <w:tabs>
+          <w:tab w:val="num" w:pos="3600"/>
+        </w:tabs>
+        <w:ind w:left="3600" w:hanging="360"/>
+      </w:pPr>
+      <w:rPr>
+        <w:rFonts w:ascii="Wingdings" w:hAnsi="Wingdings" w:hint="default"/>
+        <w:sz w:val="20"/>
+      </w:rPr>
+    </w:lvl>
+    <w:lvl w:ilvl="5" w:tentative="1">
+      <w:start w:val="1"/>
+      <w:numFmt w:val="bullet"/>
+      <w:lvlText w:val=""/>
+      <w:lvlJc w:val="left"/>
+      <w:pPr>
+        <w:tabs>
+          <w:tab w:val="num" w:pos="4320"/>
+        </w:tabs>
+        <w:ind w:left="4320" w:hanging="360"/>
+      </w:pPr>
+      <w:rPr>
+        <w:rFonts w:ascii="Wingdings" w:hAnsi="Wingdings" w:hint="default"/>
+        <w:sz w:val="20"/>
+      </w:rPr>
+    </w:lvl>
+    <w:lvl w:ilvl="6" w:tentative="1">
+      <w:start w:val="1"/>
+      <w:numFmt w:val="bullet"/>
+      <w:lvlText w:val=""/>
+      <w:lvlJc w:val="left"/>
+      <w:pPr>
+        <w:tabs>
+          <w:tab w:val="num" w:pos="5040"/>
+        </w:tabs>
+        <w:ind w:left="5040" w:hanging="360"/>
+      </w:pPr>
+      <w:rPr>
+        <w:rFonts w:ascii="Wingdings" w:hAnsi="Wingdings" w:hint="default"/>
+        <w:sz w:val="20"/>
+      </w:rPr>
+    </w:lvl>
+    <w:lvl w:ilvl="7" w:tentative="1">
+      <w:start w:val="1"/>
+      <w:numFmt w:val="bullet"/>
+      <w:lvlText w:val=""/>
+      <w:lvlJc w:val="left"/>
+      <w:pPr>
+        <w:tabs>
+          <w:tab w:val="num" w:pos="5760"/>
+        </w:tabs>
+        <w:ind w:left="5760" w:hanging="360"/>
+      </w:pPr>
+      <w:rPr>
+        <w:rFonts w:ascii="Wingdings" w:hAnsi="Wingdings" w:hint="default"/>
+        <w:sz w:val="20"/>
+      </w:rPr>
+    </w:lvl>
+    <w:lvl w:ilvl="8" w:tentative="1">
+      <w:start w:val="1"/>
+      <w:numFmt w:val="bullet"/>
+      <w:lvlText w:val=""/>
+      <w:lvlJc w:val="left"/>
+      <w:pPr>
+        <w:tabs>
+          <w:tab w:val="num" w:pos="6480"/>
+        </w:tabs>
+        <w:ind w:left="6480" w:hanging="360"/>
+      </w:pPr>
+      <w:rPr>
+        <w:rFonts w:ascii="Wingdings" w:hAnsi="Wingdings" w:hint="default"/>
+        <w:sz w:val="20"/>
+      </w:rPr>
+    </w:lvl>
+  </w:abstractNum>
+  <w:abstractNum w:abstractNumId="6" w15:restartNumberingAfterBreak="0">
+    <w:nsid w:val="75435136"/>
+    <w:multiLevelType w:val="multilevel"/>
+    <w:tmpl w:val="7544112E"/>
+    <w:lvl w:ilvl="0">
+      <w:start w:val="1"/>
+      <w:numFmt w:val="bullet"/>
+      <w:lvlText w:val=""/>
+      <w:lvlJc w:val="left"/>
+      <w:pPr>
+        <w:tabs>
+          <w:tab w:val="num" w:pos="720"/>
+        </w:tabs>
+        <w:ind w:left="720" w:hanging="360"/>
+      </w:pPr>
+      <w:rPr>
+        <w:rFonts w:ascii="Symbol" w:hAnsi="Symbol" w:hint="default"/>
+        <w:sz w:val="20"/>
+      </w:rPr>
+    </w:lvl>
+    <w:lvl w:ilvl="1">
       <w:start w:val="1"/>
       <w:numFmt w:val="bullet"/>
       <w:lvlText w:val="o"/>
@@ -1525,10 +3368,32 @@
     <w:abstractNumId w:val="0"/>
   </w:num>
   <w:num w:numId="2" w16cid:durableId="1688944294">
+    <w:abstractNumId w:val="2"/>
+  </w:num>
+  <w:num w:numId="3" w16cid:durableId="754782312">
+    <w:abstractNumId w:val="4"/>
+  </w:num>
+  <w:num w:numId="4" w16cid:durableId="649484480">
     <w:abstractNumId w:val="1"/>
   </w:num>
-  <w:num w:numId="3" w16cid:durableId="754782312">
-    <w:abstractNumId w:val="2"/>
+  <w:num w:numId="5" w16cid:durableId="1412313239">
+    <w:abstractNumId w:val="6"/>
+  </w:num>
+  <w:num w:numId="6" w16cid:durableId="224487133">
+    <w:abstractNumId w:val="6"/>
+    <w:lvlOverride w:ilvl="1">
+      <w:lvl w:ilvl="1">
+        <w:numFmt w:val="decimal"/>
+        <w:lvlText w:val="%2."/>
+        <w:lvlJc w:val="left"/>
+      </w:lvl>
+    </w:lvlOverride>
+  </w:num>
+  <w:num w:numId="7" w16cid:durableId="605885693">
+    <w:abstractNumId w:val="3"/>
+  </w:num>
+  <w:num w:numId="8" w16cid:durableId="741950360">
+    <w:abstractNumId w:val="5"/>
   </w:num>
 </w:numbering>
 </file>
@@ -1951,6 +3816,27 @@
       <w14:ligatures w14:val="none"/>
     </w:rPr>
   </w:style>
+  <w:style w:type="paragraph" w:styleId="Heading3">
+    <w:name w:val="heading 3"/>
+    <w:basedOn w:val="Normal"/>
+    <w:next w:val="Normal"/>
+    <w:link w:val="Heading3Char"/>
+    <w:uiPriority w:val="9"/>
+    <w:semiHidden/>
+    <w:unhideWhenUsed/>
+    <w:qFormat/>
+    <w:rsid w:val="0061610C"/>
+    <w:pPr>
+      <w:keepNext/>
+      <w:keepLines/>
+      <w:spacing w:before="40"/>
+      <w:outlineLvl w:val="2"/>
+    </w:pPr>
+    <w:rPr>
+      <w:rFonts w:asciiTheme="majorHAnsi" w:eastAsiaTheme="majorEastAsia" w:hAnsiTheme="majorHAnsi" w:cstheme="majorBidi"/>
+      <w:color w:val="1F3763" w:themeColor="accent1" w:themeShade="7F"/>
+    </w:rPr>
+  </w:style>
   <w:style w:type="character" w:default="1" w:styleId="DefaultParagraphFont">
     <w:name w:val="Default Paragraph Font"/>
     <w:uiPriority w:val="1"/>
@@ -2019,6 +3905,42 @@
     <w:rPr>
       <w:b/>
       <w:bCs/>
+    </w:rPr>
+  </w:style>
+  <w:style w:type="character" w:customStyle="1" w:styleId="Heading3Char">
+    <w:name w:val="Heading 3 Char"/>
+    <w:basedOn w:val="DefaultParagraphFont"/>
+    <w:link w:val="Heading3"/>
+    <w:uiPriority w:val="9"/>
+    <w:semiHidden/>
+    <w:rsid w:val="0061610C"/>
+    <w:rPr>
+      <w:rFonts w:asciiTheme="majorHAnsi" w:eastAsiaTheme="majorEastAsia" w:hAnsiTheme="majorHAnsi" w:cstheme="majorBidi"/>
+      <w:color w:val="1F3763" w:themeColor="accent1" w:themeShade="7F"/>
+    </w:rPr>
+  </w:style>
+  <w:style w:type="character" w:styleId="Emphasis">
+    <w:name w:val="Emphasis"/>
+    <w:basedOn w:val="DefaultParagraphFont"/>
+    <w:uiPriority w:val="20"/>
+    <w:qFormat/>
+    <w:rsid w:val="0061610C"/>
+    <w:rPr>
+      <w:i/>
+      <w:iCs/>
+    </w:rPr>
+  </w:style>
+  <w:style w:type="character" w:styleId="HTMLCode">
+    <w:name w:val="HTML Code"/>
+    <w:basedOn w:val="DefaultParagraphFont"/>
+    <w:uiPriority w:val="99"/>
+    <w:semiHidden/>
+    <w:unhideWhenUsed/>
+    <w:rsid w:val="007D73C8"/>
+    <w:rPr>
+      <w:rFonts w:ascii="Courier New" w:eastAsia="Times New Roman" w:hAnsi="Courier New" w:cs="Courier New"/>
+      <w:sz w:val="20"/>
+      <w:szCs w:val="20"/>
     </w:rPr>
   </w:style>
 </w:styles>
